--- a/生产设备与仪器分类、编号管理规程.docx
+++ b/生产设备与仪器分类、编号管理规程.docx
@@ -15,7 +15,7 @@
           <w:i w:val="0"/>
           <w:sz w:val="32"/>
         </w:rPr>
-        <w:t>生产设备与仪器分类、编号管理规程</w:t>
+        <w:t>生产设备分类与编号管理规程</w:t>
       </w:r>
     </w:p>
     <w:p>
@@ -187,7 +187,7 @@
                 <w:i w:val="0"/>
                 <w:sz w:val="21"/>
               </w:rPr>
-              <w:t>生产设备与仪器分类、编号管理规程</w:t>
+              <w:t>生产设备分类与编号管理规程</w:t>
             </w:r>
           </w:p>
         </w:tc>
@@ -677,7 +677,7 @@
           <w:i w:val="0"/>
           <w:sz w:val="24"/>
         </w:rPr>
-        <w:t>1.1  本规程规定生产设备与仪器的分类原则、分类后的管理要求以及唯一编号规则，使纳入管理的每台设备、仪器具有确定的管理类别和公司内唯一的编号，以便识别、使用、维护、确认和追溯。</w:t>
+        <w:t>1.1  本规程规定生产设备的分类原则、分类后的管理要求和唯一编号规则，并规定仪器的编号规则。仪器只按本规程编号，不按本规程分类，也不按本规程实施使用、维护、确认和校准管理。</w:t>
       </w:r>
     </w:p>
     <w:p>
@@ -709,7 +709,7 @@
           <w:i w:val="0"/>
           <w:sz w:val="24"/>
         </w:rPr>
-        <w:t>2.1  本规程适用于公司生产设备、独立辅助设备、配电及电力设备、办公及其他设备的分类和编号，以及检测仪器的编号。</w:t>
+        <w:t>2.1  本规程的设备分类和第6.3款管理要求，适用于公司生产设备、独立辅助设备、配电及电力设备和办公及其他设备。这些设备同时适用本规程的编号规则。</w:t>
       </w:r>
     </w:p>
     <w:p>
@@ -725,7 +725,7 @@
           <w:i w:val="0"/>
           <w:sz w:val="24"/>
         </w:rPr>
-        <w:t>2.2  质量控制部仪器的分类、校准和检验使用管理执行 SMP-QC-000-021《检验仪器管理规程》。该类仪器的编号执行本规程，并登记在公司设备台账中。</w:t>
+        <w:t>2.2  仪器只适用本规程第6.4款至第6.8款的编号规则，包括编号结构、代号、配号、变更、注销，以及台账中的编号信息。仪器的分类、校准、使用、维护和记录执行其适用的管理规程。</w:t>
       </w:r>
     </w:p>
     <w:p>
@@ -741,7 +741,23 @@
           <w:i w:val="0"/>
           <w:sz w:val="24"/>
         </w:rPr>
-        <w:t>2.3  系统影响性评估和组件关键性评估的方法与结论判定执行 SMP-QA-000-037《系统影响性评估及组件关键性评估管理规程》。本规程根据该评估结论确定 A 类或 B 类管理要求。</w:t>
+        <w:t>2.3  质量控制部仪器的分类、校准和检验使用管理执行 SMP-QC-000-021《检验仪器管理规程》。该类仪器的编号执行本规程，并登记在公司设备台账中。</w:t>
+      </w:r>
+    </w:p>
+    <w:p>
+      <w:pPr>
+        <w:spacing w:before="0" w:after="60" w:lineRule="auto" w:line="240"/>
+        <w:ind w:firstLine="0" w:left="0"/>
+        <w:jc w:val="both"/>
+      </w:pPr>
+      <w:r>
+        <w:rPr>
+          <w:rFonts w:ascii="宋体" w:hAnsi="宋体" w:eastAsia="宋体" w:cs="宋体"/>
+          <w:b w:val="0"/>
+          <w:i w:val="0"/>
+          <w:sz w:val="24"/>
+        </w:rPr>
+        <w:t>2.4  设备的系统影响性评估和组件关键性评估执行 SMP-QA-000-037《系统影响性评估及组件关键性评估管理规程》。本规程根据该评估结论确定设备的 A 类或 B 类管理要求。</w:t>
       </w:r>
     </w:p>
     <w:p>
@@ -773,7 +789,7 @@
           <w:i w:val="0"/>
           <w:sz w:val="24"/>
         </w:rPr>
-        <w:t>3.1  设备工程部负责人与 QA 监督本规程的实施。发现编号重复、管理类别与评估结论不一致，或现场标识与设备台账不一致时，应当督促责任部门纠正。</w:t>
+        <w:t>3.1  设备工程部负责人与 QA 监督本规程的实施。发现编号重复、设备管理类别与评估结论不一致，或现场标识与设备台账不一致时，应当督促责任部门纠正。</w:t>
       </w:r>
     </w:p>
     <w:p>
@@ -821,7 +837,7 @@
           <w:i w:val="0"/>
           <w:sz w:val="24"/>
         </w:rPr>
-        <w:t>3.4  质量控制部提供本部门仪器的名称、安装地点和编号所需信息，并使现场仪器编号与设备台账一致。质量控制部仪器的管理类别按 SMP-QC-000-021 确定。</w:t>
+        <w:t>3.4  仪器所在部门提供仪器名称、型号、出厂编号、安装地点和编号所需的大类、部门信息，并使现场仪器编号与设备台账一致。仪器的分类、校准和使用管理不由本规程规定。质量控制部仪器的上述管理执行 SMP-QC-000-021。</w:t>
       </w:r>
     </w:p>
     <w:p>
@@ -837,7 +853,7 @@
           <w:i w:val="0"/>
           <w:sz w:val="24"/>
         </w:rPr>
-        <w:t>3.5  设备、仪器的使用人员按现场编号和状态标识使用设备，并如实填写使用日志及其他适用记录。</w:t>
+        <w:t>3.5  设备使用人员按现场编号和状态标识使用设备，并如实填写使用日志及其他适用记录。仪器使用人员使用本规程配发的编号；仪器的使用和记录执行其适用规程。</w:t>
       </w:r>
     </w:p>
     <w:p>
@@ -869,7 +885,7 @@
           <w:i w:val="0"/>
           <w:sz w:val="24"/>
         </w:rPr>
-        <w:t>4.1  《药品生产质量管理规范（2010年修订）》（卫生部令第79号）第七十一条、第七十二条、第七十三条、第七十九条、第八十条、第八十一条、第八十二条、第八十三条、第八十六条、第八十七条、第八十八条、第九十条、第九十一条、第九十三条和第九十四条。</w:t>
+        <w:t>4.1  《药品生产质量管理规范（2010年修订）》（卫生部令第79号）第七十一条、第七十二条、第七十三条、第七十九条、第八十条、第八十一条、第八十二条、第八十三条、第八十六条、第八十七条和第八十八条。上述条款在本规程中用于设备。仪器的校准和使用管理执行其适用规程。</w:t>
       </w:r>
     </w:p>
     <w:p>
@@ -1102,7 +1118,7 @@
                 <w:i w:val="0"/>
                 <w:sz w:val="21"/>
               </w:rPr>
-              <w:t>确定直接影响系统、非直接影响系统及组件关键性</w:t>
+              <w:t>确定设备的直接影响系统、非直接影响系统及组件关键性</w:t>
             </w:r>
           </w:p>
         </w:tc>
@@ -1577,7 +1593,7 @@
                 <w:i w:val="0"/>
                 <w:sz w:val="21"/>
               </w:rPr>
-              <w:t>质量控制部仪器的分类、校准和检验使用管理</w:t>
+              <w:t>质量控制部仪器的分类、校准和检验使用管理；本规程只为其配号</w:t>
             </w:r>
           </w:p>
         </w:tc>
@@ -1772,7 +1788,7 @@
           <w:i w:val="0"/>
           <w:sz w:val="24"/>
         </w:rPr>
-        <w:t>5.10  设备台账：登记设备、仪器现行编号、管理类别、位置和状态的受控清单。经批准的纸质台账与电子台账均用于追溯。</w:t>
+        <w:t>5.10  设备台账：登记设备的现行编号、管理类别、位置和状态，以及仪器现行编号的受控清单。经批准的纸质台账与电子台账均用于追溯。</w:t>
       </w:r>
     </w:p>
     <w:p>
@@ -1788,7 +1804,7 @@
           <w:i w:val="0"/>
           <w:sz w:val="24"/>
         </w:rPr>
-        <w:t>5.11  使用日志：用于药品生产或检验的设备和仪器的记录，内容包括使用、清洁、维护和维修情况以及日期、时间、所生产及检验的药品名称、规格和批号等。本规程所称使用记录与使用日志为同一类记录。</w:t>
+        <w:t>5.11  使用日志：用于药品生产的设备记录，内容包括使用、清洁、维护和维修情况以及日期、时间、所生产药品的名称、规格和批号等。本规程所称使用记录与使用日志为同一类记录。仪器的使用和校准记录不由本规程规定。</w:t>
       </w:r>
     </w:p>
     <w:p>
@@ -1804,7 +1820,23 @@
           <w:i w:val="0"/>
           <w:sz w:val="24"/>
         </w:rPr>
-        <w:t>5.12  SMP-QA-000-037 对直接影响系统、非直接影响系统另有书面定义时，评估活动以该规程的定义为准。本规程第5.2款和第5.3款用于把评估结论对应到 A 类、B 类。</w:t>
+        <w:t>5.12  仪器：本规程中需要编号的检测、测量或记录器具，大类代号为 J。仪器只执行编号规则。</w:t>
+      </w:r>
+    </w:p>
+    <w:p>
+      <w:pPr>
+        <w:spacing w:before="0" w:after="60" w:lineRule="auto" w:line="240"/>
+        <w:ind w:firstLine="0" w:left="0"/>
+        <w:jc w:val="both"/>
+      </w:pPr>
+      <w:r>
+        <w:rPr>
+          <w:rFonts w:ascii="宋体" w:hAnsi="宋体" w:eastAsia="宋体" w:cs="宋体"/>
+          <w:b w:val="0"/>
+          <w:i w:val="0"/>
+          <w:sz w:val="24"/>
+        </w:rPr>
+        <w:t>5.13  SMP-QA-000-037 对直接影响系统、非直接影响系统另有书面定义时，设备评估活动以该规程的定义为准。本规程第5.2款和第5.3款用于把设备的评估结论对应到 A 类、B 类。</w:t>
       </w:r>
     </w:p>
     <w:p>
@@ -1852,7 +1884,7 @@
           <w:i w:val="0"/>
           <w:sz w:val="24"/>
         </w:rPr>
-        <w:t>6.1.1  管理类别表示系统对产品质量的影响。编号表示设备身份。二者同时登记在设备台账中。大类代号不代替 A 类或 B 类，A 类或 B 类不代替设备编号。</w:t>
+        <w:t>6.1.1  管理类别表示设备所属系统对产品质量的影响，只用于设备。编号表示设备或仪器的身份。设备的类别和编号同时登记在设备台账中。大类代号不代替 A 类或 B 类，A 类或 B 类不代替设备编号。</w:t>
       </w:r>
     </w:p>
     <w:p>
@@ -1884,7 +1916,23 @@
           <w:i w:val="0"/>
           <w:sz w:val="24"/>
         </w:rPr>
-        <w:t>6.1.3  编号在该设备存续期间保持稳定。设备报废、调出，或经变更控制批准重新编号后，原编号冻结，不再授予其他设备。历史记录继续沿用记录形成时的编号。</w:t>
+        <w:t>6.1.3  编号在该设备或仪器存续期间保持稳定。设备或仪器报废、调出，或经变更控制批准重新编号后，原编号冻结，不再授予其他设备或仪器。历史记录继续沿用记录形成时的编号。</w:t>
+      </w:r>
+    </w:p>
+    <w:p>
+      <w:pPr>
+        <w:spacing w:before="0" w:after="60" w:lineRule="auto" w:line="240"/>
+        <w:ind w:firstLine="0" w:left="0"/>
+        <w:jc w:val="both"/>
+      </w:pPr>
+      <w:r>
+        <w:rPr>
+          <w:rFonts w:ascii="宋体" w:hAnsi="宋体" w:eastAsia="宋体" w:cs="宋体"/>
+          <w:b w:val="0"/>
+          <w:i w:val="0"/>
+          <w:sz w:val="24"/>
+        </w:rPr>
+        <w:t>6.1.4  仪器不划分 A 类或 B 类，不填写本规程的管理类别，只领取并使用编号。</w:t>
       </w:r>
     </w:p>
     <w:p>
@@ -1916,7 +1964,7 @@
           <w:i w:val="0"/>
           <w:sz w:val="24"/>
         </w:rPr>
-        <w:t>6.2.1  设备投入使用前，归属部门按 SMP-QA-000-037 完成系统影响性评估。组件关键性评估按该规程执行，其结论用于确认、维护和校准范围的确定。本规程不另设组件分级。</w:t>
+        <w:t>6.2.1  本节只适用于设备。设备投入使用前，归属部门按 SMP-QA-000-037 完成系统影响性评估。组件关键性评估按该规程执行，其结论用于设备确认和维护范围的确定。本规程不另设组件分级。</w:t>
       </w:r>
     </w:p>
     <w:p>
@@ -2311,7 +2359,7 @@
           <w:i w:val="0"/>
           <w:sz w:val="24"/>
         </w:rPr>
-        <w:t>6.2.6  本规程不规定质量控制部仪器的管理类别。</w:t>
+        <w:t>6.2.6  仪器不按本节分类。质量控制部仪器的分类执行 SMP-QC-000-021。其他仪器的分类执行其适用的管理规程。</w:t>
       </w:r>
     </w:p>
     <w:p>
@@ -2343,7 +2391,7 @@
           <w:i w:val="0"/>
           <w:sz w:val="24"/>
         </w:rPr>
-        <w:t>6.3.1  归属部门在设备投入使用前完成与其管理类别相适应的规程批准，并对操作人员和维护人员进行培训。培训合格后，人员方可独立操作或维护该设备。</w:t>
+        <w:t>6.3.1  本节只适用于设备。仪器不执行本节，只执行第6.4款至第6.8款。</w:t>
       </w:r>
     </w:p>
     <w:p>
@@ -2359,7 +2407,7 @@
           <w:i w:val="0"/>
           <w:sz w:val="24"/>
         </w:rPr>
-        <w:t>6.3.2  用于药品生产或检验的设备和仪器应当建立使用日志。使用日志至少包括使用、清洁、维护和维修情况以及日期、时间、所生产及检验的药品名称、规格和批号等。直接用于某一批产品生产或检验的设备，使用日志应当记录该药品的名称、规格和批号。多个批次共用的公用系统，使用日志应当记录运行、清洁、维护、维修以及日期和时间，并使批记录能够追溯到该系统相应时间的运行记录。</w:t>
+        <w:t>6.3.2  归属部门在设备投入使用前完成与其管理类别相适应的规程批准，并对操作人员和维护人员进行培训。培训合格后，人员方可独立操作或维护该设备。</w:t>
       </w:r>
     </w:p>
     <w:p>
@@ -2375,7 +2423,7 @@
           <w:i w:val="0"/>
           <w:sz w:val="24"/>
         </w:rPr>
-        <w:t>6.3.3  不用于药品生产或检验的 B 类设备，由归属部门保存与其实际使用、清洁和维护相适应的记录。</w:t>
+        <w:t>6.3.3  用于药品生产的设备应当建立使用日志。使用日志至少包括使用、清洁、维护和维修情况以及日期、时间、所生产药品的名称、规格和批号等。直接用于某一批产品生产的设备，使用日志应当记录该药品的名称、规格和批号。多个批次共用的公用系统，使用日志应当记录运行、清洁、维护、维修以及日期和时间，并使批记录能够追溯到该系统相应时间的运行记录。</w:t>
       </w:r>
     </w:p>
     <w:p>
@@ -2391,7 +2439,7 @@
           <w:i w:val="0"/>
           <w:sz w:val="24"/>
         </w:rPr>
-        <w:t>6.3.4  生产设备的状态标识应当标明设备编号。有内容物时，还应当标明内容物的名称、规格和批号；无内容物时，应当标明清洁状态。不合格设备在移出生产区或质量控制区之前，应当有醒目的状态标识。</w:t>
+        <w:t>6.3.4  不用于药品生产的 B 类设备，由归属部门保存与其实际使用、清洁和维护相适应的记录。</w:t>
       </w:r>
     </w:p>
     <w:p>
@@ -2407,7 +2455,7 @@
           <w:i w:val="0"/>
           <w:sz w:val="24"/>
         </w:rPr>
-        <w:t>6.3.5  A 类设备由归属部门分别组织操作规程、清洁规程和维护规程的起草、修订和审核，并对相关人员进行培训。A 类设备建立第6.3.2款规定的使用日志，如实记录设备运行情况。</w:t>
+        <w:t>6.3.5  生产设备的状态标识应当标明设备编号。有内容物时，还应当标明内容物的名称、规格和批号；无内容物时，应当标明清洁状态。不合格设备在移出生产区或质量控制区之前，应当有醒目的状态标识。</w:t>
       </w:r>
     </w:p>
     <w:p>
@@ -2423,7 +2471,7 @@
           <w:i w:val="0"/>
           <w:sz w:val="24"/>
         </w:rPr>
-        <w:t>6.3.6  A 类设备由归属部门指定设备负责人。设备负责人离职或调岗时，应当与继任者完成交接。交接内容至少包括使用日志、维护保养记录、操作规程、维护规程、清洁规程、备品备件、设备运行情况及注意事项。交接记录由双方签署姓名和日期，并纳入设备档案。</w:t>
+        <w:t>6.3.6  A 类设备由归属部门分别组织操作规程、清洁规程和维护规程的起草、修订和审核，并对相关人员进行培训。A 类设备建立第6.3.3款规定的使用日志，如实记录设备运行情况。</w:t>
       </w:r>
     </w:p>
     <w:p>
@@ -2439,7 +2487,7 @@
           <w:i w:val="0"/>
           <w:sz w:val="24"/>
         </w:rPr>
-        <w:t>6.3.7  B 类设备由归属部门根据设备的结构复杂程度和设备说明书，组织操作规程、清洁规程和维护规程的起草、修订和审核。操作人员和维护人员经培训合格后方可上岗。</w:t>
+        <w:t>6.3.7  A 类设备由归属部门指定设备负责人。设备负责人离职或调岗时，应当与继任者完成交接。交接内容至少包括使用日志、维护保养记录、操作规程、维护规程、清洁规程、备品备件、设备运行情况及注意事项。交接记录由双方签署姓名和日期，并纳入设备档案。</w:t>
       </w:r>
     </w:p>
     <w:p>
@@ -2455,7 +2503,7 @@
           <w:i w:val="0"/>
           <w:sz w:val="24"/>
         </w:rPr>
-        <w:t>6.3.8  结构简单、操作和维护要求明确的 B 类设备，可以将操作规程、清洁规程和维护规程合并为一份《操作维护清洁规程》。合并后的规程应当完整、清晰、可执行，并包含使用、清洁和维护要求。</w:t>
+        <w:t>6.3.8  B 类设备由归属部门根据设备的结构复杂程度和设备说明书，组织操作规程、清洁规程和维护规程的起草、修订和审核。操作人员和维护人员经培训合格后方可上岗。</w:t>
       </w:r>
     </w:p>
     <w:p>
@@ -2471,7 +2519,7 @@
           <w:i w:val="0"/>
           <w:sz w:val="24"/>
         </w:rPr>
-        <w:t>6.3.9  设备确认的对象、方案和实施执行 SMP-VP-000-004。系统影响性评估结论作为确定确认范围的输入。已完成确认的生产设备，应当在确认的参数范围内使用。设备经改造或重大维修后，应当完成再确认并符合要求，方可恢复用于生产。</w:t>
+        <w:t>6.3.9  结构简单、操作和维护要求明确的 B 类设备，可以将操作规程、清洁规程和维护规程合并为一份《操作维护清洁规程》。合并后的规程应当完整、清晰、可执行，并包含使用、清洁和维护要求。</w:t>
       </w:r>
     </w:p>
     <w:p>
@@ -2487,7 +2535,7 @@
           <w:i w:val="0"/>
           <w:sz w:val="24"/>
         </w:rPr>
-        <w:t>6.3.10  预防性维护执行 SMP-EQ-100-003。故障报告与维修执行 SMP-EQ-100-004。维护和维修记录使用本规程规定的设备编号。</w:t>
+        <w:t>6.3.10  设备确认的对象、方案和实施执行 SMP-VP-000-004。系统影响性评估结论作为确定确认范围的输入。已完成确认的生产设备，应当在确认的参数范围内使用。设备经改造或重大维修后，应当完成再确认并符合要求，方可恢复用于生产。</w:t>
       </w:r>
     </w:p>
     <w:p>
@@ -2503,7 +2551,7 @@
           <w:i w:val="0"/>
           <w:sz w:val="24"/>
         </w:rPr>
-        <w:t>6.3.11  本规程不规定校准周期。生产和检验用衡器、量具、仪表、记录和控制设备以及仪器，按其已批准的校准规程校准；质量控制部仪器同时执行 SMP-QC-000-021。校准记录和校准标识使用本规程规定的设备编号，校准标识标明校准有效期。未经校准、超过校准有效期或已失准的，停止用于生产或检验。</w:t>
+        <w:t>6.3.11  预防性维护执行 SMP-EQ-100-003。故障报告与维修执行 SMP-EQ-100-004。设备的维护和维修记录使用本规程规定的设备编号。</w:t>
       </w:r>
     </w:p>
     <w:p>
@@ -4026,7 +4074,7 @@
           <w:i w:val="0"/>
           <w:sz w:val="24"/>
         </w:rPr>
-        <w:t>6.6.1  归属部门在设备建账时，应当向设备工程部提供设备名称、型号、出厂编号、使用地点、建议的大类代号和部门代号，以及系统影响性评估结论或评估编号。附属装置同时提供主设备的现行编号。质量控制部仪器提供仪器名称和安装地点。</w:t>
+        <w:t>6.6.1  设备归属部门在设备建账时，应当向设备工程部提供设备名称、型号、出厂编号、使用地点、建议的大类代号和部门代号，以及系统影响性评估结论或评估编号。附属装置同时提供主设备的现行编号。仪器所在部门只提供仪器名称、型号、出厂编号、安装地点和建议的大类代号、部门代号，不提供 A 类或 B 类结论。</w:t>
       </w:r>
     </w:p>
     <w:p>
@@ -4058,7 +4106,7 @@
           <w:i w:val="0"/>
           <w:sz w:val="24"/>
         </w:rPr>
-        <w:t>6.6.3  现场标识、使用日志、维护维修记录、确认记录和校准记录应当使用该设备的现行编号。</w:t>
+        <w:t>6.6.3  设备的现场标识、使用日志、维护维修记录和确认记录应当使用该设备的现行编号。仪器的现场编号使用本规程配发的编号。仪器的使用、校准和维护记录执行其适用规程，并引用同一编号。</w:t>
       </w:r>
     </w:p>
     <w:p>
@@ -4106,7 +4154,7 @@
           <w:i w:val="0"/>
           <w:sz w:val="24"/>
         </w:rPr>
-        <w:t>6.6.6  设备报废、调出或不再纳入本公司管理时，设备工程部在台账中注销其在用状态，并按第6.1.3款冻结编号。</w:t>
+        <w:t>6.6.6  设备或仪器报废、调出或不再纳入本公司管理时，设备工程部在台账中注销其在用状态，并按第6.1.3款冻结编号。</w:t>
       </w:r>
     </w:p>
     <w:p>
@@ -4154,7 +4202,7 @@
           <w:i w:val="0"/>
           <w:sz w:val="24"/>
         </w:rPr>
-        <w:t>6.7.1  设备工程部在设备台账中登记现行编号，并使台账至少能够追溯下列信息：曾用编号、设备名称、型号、出厂编号、归属部门、安装地点、大类代号、管理类别、系统影响性评估编号、主设备编号（仅附属装置填写）、状态和启用日期。</w:t>
+        <w:t>6.7.1  设备工程部在设备台账中登记设备的现行编号，并使设备条目至少能够追溯下列信息：曾用编号、设备名称、型号、出厂编号、归属部门、安装地点、大类代号、管理类别、系统影响性评估编号、主设备编号（仅附属装置填写）、状态和启用日期。</w:t>
       </w:r>
     </w:p>
     <w:p>
@@ -4170,7 +4218,7 @@
           <w:i w:val="0"/>
           <w:sz w:val="24"/>
         </w:rPr>
-        <w:t>6.7.2  质量控制部仪器与生产设备使用同一套编号体系。质量控制部可以维护本部门仪器清单，仪器清单中的编号与公司设备台账一致。</w:t>
+        <w:t>6.7.2  仪器与设备使用同一套编号体系，并登记在同一设备台账中。仪器条目登记编号、名称、型号、出厂编号、所在部门、安装地点、大类代号、状态和启用日期。仪器条目不按本规程填写管理类别和系统影响性评估编号。仪器所在部门可以另维护仪器清单，清单中的编号与设备台账一致。</w:t>
       </w:r>
     </w:p>
     <w:p>
@@ -4235,6 +4283,22 @@
           <w:sz w:val="24"/>
         </w:rPr>
         <w:t>6.8.3  401 车间的一台压片机，假设一级编号为 S2C080。固定服务于该压片机的第 1 台吸尘器属于附属装置，二级编号为 S2C080-01。该吸尘器不再另编大类 F 的一级编号。</w:t>
+      </w:r>
+    </w:p>
+    <w:p>
+      <w:pPr>
+        <w:spacing w:before="0" w:after="60" w:lineRule="auto" w:line="240"/>
+        <w:ind w:firstLine="0" w:left="0"/>
+        <w:jc w:val="both"/>
+      </w:pPr>
+      <w:r>
+        <w:rPr>
+          <w:rFonts w:ascii="宋体" w:hAnsi="宋体" w:eastAsia="宋体" w:cs="宋体"/>
+          <w:b w:val="0"/>
+          <w:i w:val="0"/>
+          <w:sz w:val="24"/>
+        </w:rPr>
+        <w:t>6.8.4  质量控制部的一台检测仪器，假设流水号为 001。其编号为 JE001。其中 J 为检测仪器，E 为质量控制部，001 为流水号。该仪器只取得编号，不登记 A 类或 B 类。</w:t>
       </w:r>
     </w:p>
     <w:p>
@@ -5039,7 +5103,7 @@
           <w:i w:val="0"/>
           <w:sz w:val="24"/>
         </w:rPr>
-        <w:t>7.1  确定管理类别时，以该设备的系统影响性评估结论为准，并以表2帮助理解 A 类、B 类所对应的结论。</w:t>
+        <w:t>7.1  确定设备管理类别时，以该设备的系统影响性评估结论为准，并以表2帮助理解 A 类、B 类所对应的结论。仪器不按表2分类。</w:t>
       </w:r>
     </w:p>
     <w:p>
@@ -5103,7 +5167,7 @@
           <w:i w:val="0"/>
           <w:sz w:val="24"/>
         </w:rPr>
-        <w:t>7.5  质量控制部仪器同时涉及本规程和 SMP-QC-000-021 时，管理类别、校准和检验使用管理执行 SMP-QC-000-021，编号的结构和唯一性执行本规程。</w:t>
+        <w:t>7.5  仪器只执行本规程的编号。质量控制部仪器的分类、校准和检验使用管理执行 SMP-QC-000-021。其他仪器的分类、校准、使用和维护执行其适用规程。</w:t>
       </w:r>
     </w:p>
     <w:p>
@@ -5215,7 +5279,7 @@
           <w:i w:val="0"/>
           <w:sz w:val="24"/>
         </w:rPr>
-        <w:t>9.1.2  A 类设备负责人交接记录纳入设备档案。公司已有交接单的，使用该交接单。尚未指定表单的，由文件管理部门指定记录表后实施第6.3.6款的交接记录。</w:t>
+        <w:t>9.1.2  A 类设备负责人交接记录纳入设备档案。公司已有交接单的，使用该交接单。尚未指定表单的，由文件管理部门指定记录表后实施第6.3.7款的交接记录。</w:t>
       </w:r>
     </w:p>
     <w:p>
@@ -5263,7 +5327,7 @@
           <w:i w:val="0"/>
           <w:sz w:val="24"/>
         </w:rPr>
-        <w:t>9.2.2  使用日志、维护维修记录、确认记录、校准记录、培训记录和变更记录，分别按各自的受控规程保存。这些记录中的设备编号与设备台账的现行编号一致；变更前的记录保留当时的编号。</w:t>
+        <w:t>9.2.2  设备的使用日志、维护维修记录、确认记录、培训记录和变更记录，分别按各自的受控规程保存，其中的设备编号与设备台账的现行编号一致。仪器的使用、校准和维护记录按其适用规程保存，并引用本规程配发的编号。变更前的记录保留当时的编号。</w:t>
       </w:r>
     </w:p>
     <w:sectPr>
@@ -5356,7 +5420,7 @@
         <w:i w:val="0"/>
         <w:sz w:val="18"/>
       </w:rPr>
-      <w:t>生产设备与仪器分类、编号管理规程</w:t>
+      <w:t>生产设备分类与编号管理规程</w:t>
     </w:r>
   </w:p>
 </w:hdr>

--- a/生产设备与仪器分类、编号管理规程.docx
+++ b/生产设备与仪器分类、编号管理规程.docx
@@ -837,7 +837,7 @@
           <w:i w:val="0"/>
           <w:sz w:val="24"/>
         </w:rPr>
-        <w:t>3.4  仪器所在部门提供仪器名称、型号、出厂编号、安装地点和编号所需的大类、部门信息，并使现场仪器编号与设备台账一致。仪器的分类、校准和使用管理不由本规程规定。质量控制部仪器的上述管理执行 SMP-QC-000-021。</w:t>
+        <w:t>3.4  仪器所在部门应当提供仪器名称、型号、出厂编号、安装地点和编号所需的大类、部门信息，并使现场仪器编号与设备台账一致。仪器的分类、校准和使用管理不由本规程规定。质量控制部仪器的上述管理执行 SMP-QC-000-021。</w:t>
       </w:r>
     </w:p>
     <w:p>

--- a/生产设备与仪器分类、编号管理规程.docx
+++ b/生产设备与仪器分类、编号管理规程.docx
@@ -417,136 +417,6 @@
                 <w:i w:val="0"/>
                 <w:sz w:val="21"/>
               </w:rPr>
-              <w:t>审核</w:t>
-            </w:r>
-          </w:p>
-        </w:tc>
-        <w:tc>
-          <w:tcPr>
-            <w:tcW w:type="dxa" w:w="6974"/>
-            <w:tcBorders>
-              <w:top w:val="single" w:sz="4" w:space="0" w:color="000000"/>
-              <w:left w:val="single" w:sz="4" w:space="0" w:color="000000"/>
-              <w:bottom w:val="single" w:sz="4" w:space="0" w:color="000000"/>
-              <w:right w:val="single" w:sz="4" w:space="0" w:color="000000"/>
-            </w:tcBorders>
-            <w:shd w:val="clear" w:color="auto" w:fill="FFFFFF"/>
-            <w:vAlign w:val="center"/>
-          </w:tcPr>
-          <w:p>
-            <w:pPr>
-              <w:spacing w:before="20" w:after="20" w:lineRule="auto" w:line="216"/>
-              <w:ind w:firstLine="0" w:left="0"/>
-              <w:jc w:val="left"/>
-            </w:pPr>
-            <w:r/>
-            <w:r>
-              <w:rPr>
-                <w:rFonts w:ascii="宋体" w:hAnsi="宋体" w:eastAsia="宋体" w:cs="宋体"/>
-                <w:b w:val="0"/>
-                <w:i w:val="0"/>
-                <w:sz w:val="21"/>
-              </w:rPr>
-              <w:t>按文件批准权限填写</w:t>
-            </w:r>
-          </w:p>
-        </w:tc>
-      </w:tr>
-      <w:tr>
-        <w:trPr>
-          <w:cantSplit/>
-        </w:trPr>
-        <w:tc>
-          <w:tcPr>
-            <w:tcW w:type="dxa" w:w="2041"/>
-            <w:tcBorders>
-              <w:top w:val="single" w:sz="4" w:space="0" w:color="000000"/>
-              <w:left w:val="single" w:sz="4" w:space="0" w:color="000000"/>
-              <w:bottom w:val="single" w:sz="4" w:space="0" w:color="000000"/>
-              <w:right w:val="single" w:sz="4" w:space="0" w:color="000000"/>
-            </w:tcBorders>
-            <w:shd w:val="clear" w:color="auto" w:fill="FFFFFF"/>
-            <w:vAlign w:val="center"/>
-          </w:tcPr>
-          <w:p>
-            <w:pPr>
-              <w:spacing w:before="20" w:after="20" w:lineRule="auto" w:line="216"/>
-              <w:ind w:firstLine="0" w:left="0"/>
-              <w:jc w:val="left"/>
-            </w:pPr>
-            <w:r/>
-            <w:r>
-              <w:rPr>
-                <w:rFonts w:ascii="宋体" w:hAnsi="宋体" w:eastAsia="宋体" w:cs="宋体"/>
-                <w:b w:val="0"/>
-                <w:i w:val="0"/>
-                <w:sz w:val="21"/>
-              </w:rPr>
-              <w:t>批准</w:t>
-            </w:r>
-          </w:p>
-        </w:tc>
-        <w:tc>
-          <w:tcPr>
-            <w:tcW w:type="dxa" w:w="6974"/>
-            <w:tcBorders>
-              <w:top w:val="single" w:sz="4" w:space="0" w:color="000000"/>
-              <w:left w:val="single" w:sz="4" w:space="0" w:color="000000"/>
-              <w:bottom w:val="single" w:sz="4" w:space="0" w:color="000000"/>
-              <w:right w:val="single" w:sz="4" w:space="0" w:color="000000"/>
-            </w:tcBorders>
-            <w:shd w:val="clear" w:color="auto" w:fill="FFFFFF"/>
-            <w:vAlign w:val="center"/>
-          </w:tcPr>
-          <w:p>
-            <w:pPr>
-              <w:spacing w:before="20" w:after="20" w:lineRule="auto" w:line="216"/>
-              <w:ind w:firstLine="0" w:left="0"/>
-              <w:jc w:val="left"/>
-            </w:pPr>
-            <w:r/>
-            <w:r>
-              <w:rPr>
-                <w:rFonts w:ascii="宋体" w:hAnsi="宋体" w:eastAsia="宋体" w:cs="宋体"/>
-                <w:b w:val="0"/>
-                <w:i w:val="0"/>
-                <w:sz w:val="21"/>
-              </w:rPr>
-              <w:t>按文件批准权限填写</w:t>
-            </w:r>
-          </w:p>
-        </w:tc>
-      </w:tr>
-      <w:tr>
-        <w:trPr>
-          <w:cantSplit/>
-        </w:trPr>
-        <w:tc>
-          <w:tcPr>
-            <w:tcW w:type="dxa" w:w="2041"/>
-            <w:tcBorders>
-              <w:top w:val="single" w:sz="4" w:space="0" w:color="000000"/>
-              <w:left w:val="single" w:sz="4" w:space="0" w:color="000000"/>
-              <w:bottom w:val="single" w:sz="4" w:space="0" w:color="000000"/>
-              <w:right w:val="single" w:sz="4" w:space="0" w:color="000000"/>
-            </w:tcBorders>
-            <w:shd w:val="clear" w:color="auto" w:fill="FFFFFF"/>
-            <w:vAlign w:val="center"/>
-          </w:tcPr>
-          <w:p>
-            <w:pPr>
-              <w:spacing w:before="20" w:after="20" w:lineRule="auto" w:line="216"/>
-              <w:ind w:firstLine="0" w:left="0"/>
-              <w:jc w:val="left"/>
-            </w:pPr>
-            <w:r/>
-            <w:r>
-              <w:rPr>
-                <w:rFonts w:ascii="宋体" w:hAnsi="宋体" w:eastAsia="宋体" w:cs="宋体"/>
-                <w:b w:val="0"/>
-                <w:i w:val="0"/>
-                <w:sz w:val="21"/>
-              </w:rPr>
               <w:t>生效日期</w:t>
             </w:r>
           </w:p>
@@ -677,7 +547,7 @@
           <w:i w:val="0"/>
           <w:sz w:val="24"/>
         </w:rPr>
-        <w:t>1.1  本规程规定生产设备的分类原则、分类后的管理要求和唯一编号规则，并规定仪器的编号规则。仪器只按本规程编号，不按本规程分类，也不按本规程实施使用、维护、确认和校准管理。</w:t>
+        <w:t>1.1  本规程规定生产设备的分类原则和程序，以及设备、仪器的编号原则和程序，使公司设备、仪器具有统一、唯一的编号，便于识别、使用、维护和管理。</w:t>
       </w:r>
     </w:p>
     <w:p>
@@ -709,7 +579,7 @@
           <w:i w:val="0"/>
           <w:sz w:val="24"/>
         </w:rPr>
-        <w:t>2.1  本规程的设备分类和第6.3款管理要求，适用于公司生产设备、独立辅助设备、配电及电力设备和办公及其他设备。这些设备同时适用本规程的编号规则。</w:t>
+        <w:t>2.1  本规程适用于生产设备的分类，以及设备、仪器的编号。</w:t>
       </w:r>
     </w:p>
     <w:p>
@@ -725,39 +595,7 @@
           <w:i w:val="0"/>
           <w:sz w:val="24"/>
         </w:rPr>
-        <w:t>2.2  仪器只适用本规程第6.4款至第6.8款的编号规则，包括编号结构、代号、配号、变更、注销，以及台账中的编号信息。仪器的分类、校准、使用、维护和记录执行其适用的管理规程。</w:t>
-      </w:r>
-    </w:p>
-    <w:p>
-      <w:pPr>
-        <w:spacing w:before="0" w:after="60" w:lineRule="auto" w:line="240"/>
-        <w:ind w:firstLine="0" w:left="0"/>
-        <w:jc w:val="both"/>
-      </w:pPr>
-      <w:r>
-        <w:rPr>
-          <w:rFonts w:ascii="宋体" w:hAnsi="宋体" w:eastAsia="宋体" w:cs="宋体"/>
-          <w:b w:val="0"/>
-          <w:i w:val="0"/>
-          <w:sz w:val="24"/>
-        </w:rPr>
-        <w:t>2.3  质量控制部仪器的分类、校准和检验使用管理执行 SMP-QC-000-021《检验仪器管理规程》。该类仪器的编号执行本规程，并登记在公司设备台账中。</w:t>
-      </w:r>
-    </w:p>
-    <w:p>
-      <w:pPr>
-        <w:spacing w:before="0" w:after="60" w:lineRule="auto" w:line="240"/>
-        <w:ind w:firstLine="0" w:left="0"/>
-        <w:jc w:val="both"/>
-      </w:pPr>
-      <w:r>
-        <w:rPr>
-          <w:rFonts w:ascii="宋体" w:hAnsi="宋体" w:eastAsia="宋体" w:cs="宋体"/>
-          <w:b w:val="0"/>
-          <w:i w:val="0"/>
-          <w:sz w:val="24"/>
-        </w:rPr>
-        <w:t>2.4  设备的系统影响性评估和组件关键性评估执行 SMP-QA-000-037《系统影响性评估及组件关键性评估管理规程》。本规程根据该评估结论确定设备的 A 类或 B 类管理要求。</w:t>
+        <w:t>2.2  本规程对质量控制部只适用于仪器编号。质量控制部仪器的分类执行 SMP-QC-000-021《检验仪器管理规程》。</w:t>
       </w:r>
     </w:p>
     <w:p>
@@ -789,7 +627,7 @@
           <w:i w:val="0"/>
           <w:sz w:val="24"/>
         </w:rPr>
-        <w:t>3.1  设备工程部负责人与 QA 监督本规程的实施。发现编号重复、设备管理类别与评估结论不一致，或现场标识与设备台账不一致时，应当督促责任部门纠正。</w:t>
+        <w:t>3.1  设备工程部负责人和 QA 负责监督本规程的实施。</w:t>
       </w:r>
     </w:p>
     <w:p>
@@ -805,55 +643,7 @@
           <w:i w:val="0"/>
           <w:sz w:val="24"/>
         </w:rPr>
-        <w:t>3.2  设备工程部维护公司设备台账，按本规程配发编号、登记编号变更并冻结已注销编号，保证现行编号唯一。</w:t>
-      </w:r>
-    </w:p>
-    <w:p>
-      <w:pPr>
-        <w:spacing w:before="0" w:after="60" w:lineRule="auto" w:line="240"/>
-        <w:ind w:firstLine="0" w:left="0"/>
-        <w:jc w:val="both"/>
-      </w:pPr>
-      <w:r>
-        <w:rPr>
-          <w:rFonts w:ascii="宋体" w:hAnsi="宋体" w:eastAsia="宋体" w:cs="宋体"/>
-          <w:b w:val="0"/>
-          <w:i w:val="0"/>
-          <w:sz w:val="24"/>
-        </w:rPr>
-        <w:t>3.3  设备归属部门提供设备的使用地点、用途和系统影响性评估结论；指定 A 类设备负责人；组织本部门设备操作规程、清洁规程和维护规程的起草、修订、审核和培训；完成设备负责人交接。</w:t>
-      </w:r>
-    </w:p>
-    <w:p>
-      <w:pPr>
-        <w:spacing w:before="0" w:after="60" w:lineRule="auto" w:line="240"/>
-        <w:ind w:firstLine="0" w:left="0"/>
-        <w:jc w:val="both"/>
-      </w:pPr>
-      <w:r>
-        <w:rPr>
-          <w:rFonts w:ascii="宋体" w:hAnsi="宋体" w:eastAsia="宋体" w:cs="宋体"/>
-          <w:b w:val="0"/>
-          <w:i w:val="0"/>
-          <w:sz w:val="24"/>
-        </w:rPr>
-        <w:t>3.4  仪器所在部门应当提供仪器名称、型号、出厂编号、安装地点和编号所需的大类、部门信息，并使现场仪器编号与设备台账一致。仪器的分类、校准和使用管理不由本规程规定。质量控制部仪器的上述管理执行 SMP-QC-000-021。</w:t>
-      </w:r>
-    </w:p>
-    <w:p>
-      <w:pPr>
-        <w:spacing w:before="0" w:after="60" w:lineRule="auto" w:line="240"/>
-        <w:ind w:firstLine="0" w:left="0"/>
-        <w:jc w:val="both"/>
-      </w:pPr>
-      <w:r>
-        <w:rPr>
-          <w:rFonts w:ascii="宋体" w:hAnsi="宋体" w:eastAsia="宋体" w:cs="宋体"/>
-          <w:b w:val="0"/>
-          <w:i w:val="0"/>
-          <w:sz w:val="24"/>
-        </w:rPr>
-        <w:t>3.5  设备使用人员按现场编号和状态标识使用设备，并如实填写使用日志及其他适用记录。仪器使用人员使用本规程配发的编号；仪器的使用和记录执行其适用规程。</w:t>
+        <w:t>3.2  设备工程部及相关人员负责执行本规程。设备归属部门按第6.2款组织本部门设备规程的起草、修订、审核和培训，并指定 A 类设备负责人、完成交接。</w:t>
       </w:r>
     </w:p>
     <w:p>
@@ -885,7 +675,7 @@
           <w:i w:val="0"/>
           <w:sz w:val="24"/>
         </w:rPr>
-        <w:t>4.1  《药品生产质量管理规范（2010年修订）》（卫生部令第79号）第七十一条、第七十二条、第七十三条、第七十九条、第八十条、第八十一条、第八十二条、第八十三条、第八十六条、第八十七条和第八十八条。上述条款在本规程中用于设备。仪器的校准和使用管理执行其适用规程。</w:t>
+        <w:t>4.1  《药品生产质量管理规范（2010年修订）》（卫生部令第79号）。</w:t>
       </w:r>
     </w:p>
     <w:p>
@@ -901,7 +691,7 @@
           <w:i w:val="0"/>
           <w:sz w:val="24"/>
         </w:rPr>
-        <w:t>4.2  本规程引用的企业内部制度见下表。引用文本修订时，活动按修订后的受控文本执行。</w:t>
+        <w:t>4.2  本规程引用下列已有公司文件。文件修订后，按修订后的受控文本执行。</w:t>
       </w:r>
     </w:p>
     <w:p>
@@ -917,7 +707,7 @@
           <w:i w:val="0"/>
           <w:sz w:val="21"/>
         </w:rPr>
-        <w:t>表1  引用的企业内部制度</w:t>
+        <w:t>表1  引用文件</w:t>
       </w:r>
     </w:p>
     <w:tbl>
@@ -969,7 +759,7 @@
         </w:tc>
         <w:tc>
           <w:tcPr>
-            <w:tcW w:type="dxa" w:w="3628"/>
+            <w:tcW w:type="dxa" w:w="4082"/>
             <w:tcBorders>
               <w:top w:val="single" w:sz="4" w:space="0" w:color="000000"/>
               <w:left w:val="single" w:sz="4" w:space="0" w:color="000000"/>
@@ -999,7 +789,7 @@
         </w:tc>
         <w:tc>
           <w:tcPr>
-            <w:tcW w:type="dxa" w:w="3231"/>
+            <w:tcW w:type="dxa" w:w="2778"/>
             <w:tcBorders>
               <w:top w:val="single" w:sz="4" w:space="0" w:color="000000"/>
               <w:left w:val="single" w:sz="4" w:space="0" w:color="000000"/>
@@ -1023,7 +813,7 @@
                 <w:i w:val="0"/>
                 <w:sz w:val="21"/>
               </w:rPr>
-              <w:t>在本规程中的用途</w:t>
+              <w:t>用途</w:t>
             </w:r>
           </w:p>
         </w:tc>
@@ -1064,7 +854,7 @@
         </w:tc>
         <w:tc>
           <w:tcPr>
-            <w:tcW w:type="dxa" w:w="3628"/>
+            <w:tcW w:type="dxa" w:w="4082"/>
             <w:tcBorders>
               <w:top w:val="single" w:sz="4" w:space="0" w:color="000000"/>
               <w:left w:val="single" w:sz="4" w:space="0" w:color="000000"/>
@@ -1094,7 +884,7 @@
         </w:tc>
         <w:tc>
           <w:tcPr>
-            <w:tcW w:type="dxa" w:w="3231"/>
+            <w:tcW w:type="dxa" w:w="2778"/>
             <w:tcBorders>
               <w:top w:val="single" w:sz="4" w:space="0" w:color="000000"/>
               <w:left w:val="single" w:sz="4" w:space="0" w:color="000000"/>
@@ -1118,7 +908,7 @@
                 <w:i w:val="0"/>
                 <w:sz w:val="21"/>
               </w:rPr>
-              <w:t>确定设备的直接影响系统、非直接影响系统及组件关键性</w:t>
+              <w:t>确定系统影响性评估结论</w:t>
             </w:r>
           </w:p>
         </w:tc>
@@ -1159,7 +949,7 @@
         </w:tc>
         <w:tc>
           <w:tcPr>
-            <w:tcW w:type="dxa" w:w="3628"/>
+            <w:tcW w:type="dxa" w:w="4082"/>
             <w:tcBorders>
               <w:top w:val="single" w:sz="4" w:space="0" w:color="000000"/>
               <w:left w:val="single" w:sz="4" w:space="0" w:color="000000"/>
@@ -1189,7 +979,7 @@
         </w:tc>
         <w:tc>
           <w:tcPr>
-            <w:tcW w:type="dxa" w:w="3231"/>
+            <w:tcW w:type="dxa" w:w="2778"/>
             <w:tcBorders>
               <w:top w:val="single" w:sz="4" w:space="0" w:color="000000"/>
               <w:left w:val="single" w:sz="4" w:space="0" w:color="000000"/>
@@ -1213,7 +1003,102 @@
                 <w:i w:val="0"/>
                 <w:sz w:val="21"/>
               </w:rPr>
-              <w:t>改变管理类别、编号或代码表</w:t>
+              <w:t>改变已确定的设备类别</w:t>
+            </w:r>
+          </w:p>
+        </w:tc>
+      </w:tr>
+      <w:tr>
+        <w:trPr>
+          <w:cantSplit/>
+        </w:trPr>
+        <w:tc>
+          <w:tcPr>
+            <w:tcW w:type="dxa" w:w="2154"/>
+            <w:tcBorders>
+              <w:top w:val="single" w:sz="4" w:space="0" w:color="000000"/>
+              <w:left w:val="single" w:sz="4" w:space="0" w:color="000000"/>
+              <w:bottom w:val="single" w:sz="4" w:space="0" w:color="000000"/>
+              <w:right w:val="single" w:sz="4" w:space="0" w:color="000000"/>
+            </w:tcBorders>
+            <w:shd w:val="clear" w:color="auto" w:fill="FFFFFF"/>
+            <w:vAlign w:val="center"/>
+          </w:tcPr>
+          <w:p>
+            <w:pPr>
+              <w:spacing w:before="20" w:after="20" w:lineRule="auto" w:line="216"/>
+              <w:ind w:firstLine="0" w:left="0"/>
+              <w:jc w:val="left"/>
+            </w:pPr>
+            <w:r/>
+            <w:r>
+              <w:rPr>
+                <w:rFonts w:ascii="宋体" w:hAnsi="宋体" w:eastAsia="宋体" w:cs="宋体"/>
+                <w:b w:val="0"/>
+                <w:i w:val="0"/>
+                <w:sz w:val="21"/>
+              </w:rPr>
+              <w:t>SMP-QC-000-021</w:t>
+            </w:r>
+          </w:p>
+        </w:tc>
+        <w:tc>
+          <w:tcPr>
+            <w:tcW w:type="dxa" w:w="4082"/>
+            <w:tcBorders>
+              <w:top w:val="single" w:sz="4" w:space="0" w:color="000000"/>
+              <w:left w:val="single" w:sz="4" w:space="0" w:color="000000"/>
+              <w:bottom w:val="single" w:sz="4" w:space="0" w:color="000000"/>
+              <w:right w:val="single" w:sz="4" w:space="0" w:color="000000"/>
+            </w:tcBorders>
+            <w:shd w:val="clear" w:color="auto" w:fill="FFFFFF"/>
+            <w:vAlign w:val="center"/>
+          </w:tcPr>
+          <w:p>
+            <w:pPr>
+              <w:spacing w:before="20" w:after="20" w:lineRule="auto" w:line="216"/>
+              <w:ind w:firstLine="0" w:left="0"/>
+              <w:jc w:val="left"/>
+            </w:pPr>
+            <w:r/>
+            <w:r>
+              <w:rPr>
+                <w:rFonts w:ascii="宋体" w:hAnsi="宋体" w:eastAsia="宋体" w:cs="宋体"/>
+                <w:b w:val="0"/>
+                <w:i w:val="0"/>
+                <w:sz w:val="21"/>
+              </w:rPr>
+              <w:t>检验仪器管理规程</w:t>
+            </w:r>
+          </w:p>
+        </w:tc>
+        <w:tc>
+          <w:tcPr>
+            <w:tcW w:type="dxa" w:w="2778"/>
+            <w:tcBorders>
+              <w:top w:val="single" w:sz="4" w:space="0" w:color="000000"/>
+              <w:left w:val="single" w:sz="4" w:space="0" w:color="000000"/>
+              <w:bottom w:val="single" w:sz="4" w:space="0" w:color="000000"/>
+              <w:right w:val="single" w:sz="4" w:space="0" w:color="000000"/>
+            </w:tcBorders>
+            <w:shd w:val="clear" w:color="auto" w:fill="FFFFFF"/>
+            <w:vAlign w:val="center"/>
+          </w:tcPr>
+          <w:p>
+            <w:pPr>
+              <w:spacing w:before="20" w:after="20" w:lineRule="auto" w:line="216"/>
+              <w:ind w:firstLine="0" w:left="0"/>
+              <w:jc w:val="left"/>
+            </w:pPr>
+            <w:r/>
+            <w:r>
+              <w:rPr>
+                <w:rFonts w:ascii="宋体" w:hAnsi="宋体" w:eastAsia="宋体" w:cs="宋体"/>
+                <w:b w:val="0"/>
+                <w:i w:val="0"/>
+                <w:sz w:val="21"/>
+              </w:rPr>
+              <w:t>质量控制部仪器的分类</w:t>
             </w:r>
           </w:p>
         </w:tc>
@@ -1254,7 +1139,7 @@
         </w:tc>
         <w:tc>
           <w:tcPr>
-            <w:tcW w:type="dxa" w:w="3628"/>
+            <w:tcW w:type="dxa" w:w="4082"/>
             <w:tcBorders>
               <w:top w:val="single" w:sz="4" w:space="0" w:color="000000"/>
               <w:left w:val="single" w:sz="4" w:space="0" w:color="000000"/>
@@ -1284,7 +1169,7 @@
         </w:tc>
         <w:tc>
           <w:tcPr>
-            <w:tcW w:type="dxa" w:w="3231"/>
+            <w:tcW w:type="dxa" w:w="2778"/>
             <w:tcBorders>
               <w:top w:val="single" w:sz="4" w:space="0" w:color="000000"/>
               <w:left w:val="single" w:sz="4" w:space="0" w:color="000000"/>
@@ -1308,7 +1193,102 @@
                 <w:i w:val="0"/>
                 <w:sz w:val="21"/>
               </w:rPr>
-              <w:t>确定确认对象并实施确认、再确认</w:t>
+              <w:t>设备确认</w:t>
+            </w:r>
+          </w:p>
+        </w:tc>
+      </w:tr>
+      <w:tr>
+        <w:trPr>
+          <w:cantSplit/>
+        </w:trPr>
+        <w:tc>
+          <w:tcPr>
+            <w:tcW w:type="dxa" w:w="2154"/>
+            <w:tcBorders>
+              <w:top w:val="single" w:sz="4" w:space="0" w:color="000000"/>
+              <w:left w:val="single" w:sz="4" w:space="0" w:color="000000"/>
+              <w:bottom w:val="single" w:sz="4" w:space="0" w:color="000000"/>
+              <w:right w:val="single" w:sz="4" w:space="0" w:color="000000"/>
+            </w:tcBorders>
+            <w:shd w:val="clear" w:color="auto" w:fill="FFFFFF"/>
+            <w:vAlign w:val="center"/>
+          </w:tcPr>
+          <w:p>
+            <w:pPr>
+              <w:spacing w:before="20" w:after="20" w:lineRule="auto" w:line="216"/>
+              <w:ind w:firstLine="0" w:left="0"/>
+              <w:jc w:val="left"/>
+            </w:pPr>
+            <w:r/>
+            <w:r>
+              <w:rPr>
+                <w:rFonts w:ascii="宋体" w:hAnsi="宋体" w:eastAsia="宋体" w:cs="宋体"/>
+                <w:b w:val="0"/>
+                <w:i w:val="0"/>
+                <w:sz w:val="21"/>
+              </w:rPr>
+              <w:t>SMP-EQ-100-004</w:t>
+            </w:r>
+          </w:p>
+        </w:tc>
+        <w:tc>
+          <w:tcPr>
+            <w:tcW w:type="dxa" w:w="4082"/>
+            <w:tcBorders>
+              <w:top w:val="single" w:sz="4" w:space="0" w:color="000000"/>
+              <w:left w:val="single" w:sz="4" w:space="0" w:color="000000"/>
+              <w:bottom w:val="single" w:sz="4" w:space="0" w:color="000000"/>
+              <w:right w:val="single" w:sz="4" w:space="0" w:color="000000"/>
+            </w:tcBorders>
+            <w:shd w:val="clear" w:color="auto" w:fill="FFFFFF"/>
+            <w:vAlign w:val="center"/>
+          </w:tcPr>
+          <w:p>
+            <w:pPr>
+              <w:spacing w:before="20" w:after="20" w:lineRule="auto" w:line="216"/>
+              <w:ind w:firstLine="0" w:left="0"/>
+              <w:jc w:val="left"/>
+            </w:pPr>
+            <w:r/>
+            <w:r>
+              <w:rPr>
+                <w:rFonts w:ascii="宋体" w:hAnsi="宋体" w:eastAsia="宋体" w:cs="宋体"/>
+                <w:b w:val="0"/>
+                <w:i w:val="0"/>
+                <w:sz w:val="21"/>
+              </w:rPr>
+              <w:t>设备设施故障报告与维修管理规程</w:t>
+            </w:r>
+          </w:p>
+        </w:tc>
+        <w:tc>
+          <w:tcPr>
+            <w:tcW w:type="dxa" w:w="2778"/>
+            <w:tcBorders>
+              <w:top w:val="single" w:sz="4" w:space="0" w:color="000000"/>
+              <w:left w:val="single" w:sz="4" w:space="0" w:color="000000"/>
+              <w:bottom w:val="single" w:sz="4" w:space="0" w:color="000000"/>
+              <w:right w:val="single" w:sz="4" w:space="0" w:color="000000"/>
+            </w:tcBorders>
+            <w:shd w:val="clear" w:color="auto" w:fill="FFFFFF"/>
+            <w:vAlign w:val="center"/>
+          </w:tcPr>
+          <w:p>
+            <w:pPr>
+              <w:spacing w:before="20" w:after="20" w:lineRule="auto" w:line="216"/>
+              <w:ind w:firstLine="0" w:left="0"/>
+              <w:jc w:val="left"/>
+            </w:pPr>
+            <w:r/>
+            <w:r>
+              <w:rPr>
+                <w:rFonts w:ascii="宋体" w:hAnsi="宋体" w:eastAsia="宋体" w:cs="宋体"/>
+                <w:b w:val="0"/>
+                <w:i w:val="0"/>
+                <w:sz w:val="21"/>
+              </w:rPr>
+              <w:t>设备维修</w:t>
             </w:r>
           </w:p>
         </w:tc>
@@ -1349,7 +1329,7 @@
         </w:tc>
         <w:tc>
           <w:tcPr>
-            <w:tcW w:type="dxa" w:w="3628"/>
+            <w:tcW w:type="dxa" w:w="4082"/>
             <w:tcBorders>
               <w:top w:val="single" w:sz="4" w:space="0" w:color="000000"/>
               <w:left w:val="single" w:sz="4" w:space="0" w:color="000000"/>
@@ -1379,7 +1359,7 @@
         </w:tc>
         <w:tc>
           <w:tcPr>
-            <w:tcW w:type="dxa" w:w="3231"/>
+            <w:tcW w:type="dxa" w:w="2778"/>
             <w:tcBorders>
               <w:top w:val="single" w:sz="4" w:space="0" w:color="000000"/>
               <w:left w:val="single" w:sz="4" w:space="0" w:color="000000"/>
@@ -1403,197 +1383,7 @@
                 <w:i w:val="0"/>
                 <w:sz w:val="21"/>
               </w:rPr>
-              <w:t>预防性维护及其维修安排</w:t>
-            </w:r>
-          </w:p>
-        </w:tc>
-      </w:tr>
-      <w:tr>
-        <w:trPr>
-          <w:cantSplit/>
-        </w:trPr>
-        <w:tc>
-          <w:tcPr>
-            <w:tcW w:type="dxa" w:w="2154"/>
-            <w:tcBorders>
-              <w:top w:val="single" w:sz="4" w:space="0" w:color="000000"/>
-              <w:left w:val="single" w:sz="4" w:space="0" w:color="000000"/>
-              <w:bottom w:val="single" w:sz="4" w:space="0" w:color="000000"/>
-              <w:right w:val="single" w:sz="4" w:space="0" w:color="000000"/>
-            </w:tcBorders>
-            <w:shd w:val="clear" w:color="auto" w:fill="FFFFFF"/>
-            <w:vAlign w:val="center"/>
-          </w:tcPr>
-          <w:p>
-            <w:pPr>
-              <w:spacing w:before="20" w:after="20" w:lineRule="auto" w:line="216"/>
-              <w:ind w:firstLine="0" w:left="0"/>
-              <w:jc w:val="left"/>
-            </w:pPr>
-            <w:r/>
-            <w:r>
-              <w:rPr>
-                <w:rFonts w:ascii="宋体" w:hAnsi="宋体" w:eastAsia="宋体" w:cs="宋体"/>
-                <w:b w:val="0"/>
-                <w:i w:val="0"/>
-                <w:sz w:val="21"/>
-              </w:rPr>
-              <w:t>SMP-EQ-100-004</w:t>
-            </w:r>
-          </w:p>
-        </w:tc>
-        <w:tc>
-          <w:tcPr>
-            <w:tcW w:type="dxa" w:w="3628"/>
-            <w:tcBorders>
-              <w:top w:val="single" w:sz="4" w:space="0" w:color="000000"/>
-              <w:left w:val="single" w:sz="4" w:space="0" w:color="000000"/>
-              <w:bottom w:val="single" w:sz="4" w:space="0" w:color="000000"/>
-              <w:right w:val="single" w:sz="4" w:space="0" w:color="000000"/>
-            </w:tcBorders>
-            <w:shd w:val="clear" w:color="auto" w:fill="FFFFFF"/>
-            <w:vAlign w:val="center"/>
-          </w:tcPr>
-          <w:p>
-            <w:pPr>
-              <w:spacing w:before="20" w:after="20" w:lineRule="auto" w:line="216"/>
-              <w:ind w:firstLine="0" w:left="0"/>
-              <w:jc w:val="left"/>
-            </w:pPr>
-            <w:r/>
-            <w:r>
-              <w:rPr>
-                <w:rFonts w:ascii="宋体" w:hAnsi="宋体" w:eastAsia="宋体" w:cs="宋体"/>
-                <w:b w:val="0"/>
-                <w:i w:val="0"/>
-                <w:sz w:val="21"/>
-              </w:rPr>
-              <w:t>设备设施故障报告与维修管理规程</w:t>
-            </w:r>
-          </w:p>
-        </w:tc>
-        <w:tc>
-          <w:tcPr>
-            <w:tcW w:type="dxa" w:w="3231"/>
-            <w:tcBorders>
-              <w:top w:val="single" w:sz="4" w:space="0" w:color="000000"/>
-              <w:left w:val="single" w:sz="4" w:space="0" w:color="000000"/>
-              <w:bottom w:val="single" w:sz="4" w:space="0" w:color="000000"/>
-              <w:right w:val="single" w:sz="4" w:space="0" w:color="000000"/>
-            </w:tcBorders>
-            <w:shd w:val="clear" w:color="auto" w:fill="FFFFFF"/>
-            <w:vAlign w:val="center"/>
-          </w:tcPr>
-          <w:p>
-            <w:pPr>
-              <w:spacing w:before="20" w:after="20" w:lineRule="auto" w:line="216"/>
-              <w:ind w:firstLine="0" w:left="0"/>
-              <w:jc w:val="left"/>
-            </w:pPr>
-            <w:r/>
-            <w:r>
-              <w:rPr>
-                <w:rFonts w:ascii="宋体" w:hAnsi="宋体" w:eastAsia="宋体" w:cs="宋体"/>
-                <w:b w:val="0"/>
-                <w:i w:val="0"/>
-                <w:sz w:val="21"/>
-              </w:rPr>
-              <w:t>故障报告与维修</w:t>
-            </w:r>
-          </w:p>
-        </w:tc>
-      </w:tr>
-      <w:tr>
-        <w:trPr>
-          <w:cantSplit/>
-        </w:trPr>
-        <w:tc>
-          <w:tcPr>
-            <w:tcW w:type="dxa" w:w="2154"/>
-            <w:tcBorders>
-              <w:top w:val="single" w:sz="4" w:space="0" w:color="000000"/>
-              <w:left w:val="single" w:sz="4" w:space="0" w:color="000000"/>
-              <w:bottom w:val="single" w:sz="4" w:space="0" w:color="000000"/>
-              <w:right w:val="single" w:sz="4" w:space="0" w:color="000000"/>
-            </w:tcBorders>
-            <w:shd w:val="clear" w:color="auto" w:fill="FFFFFF"/>
-            <w:vAlign w:val="center"/>
-          </w:tcPr>
-          <w:p>
-            <w:pPr>
-              <w:spacing w:before="20" w:after="20" w:lineRule="auto" w:line="216"/>
-              <w:ind w:firstLine="0" w:left="0"/>
-              <w:jc w:val="left"/>
-            </w:pPr>
-            <w:r/>
-            <w:r>
-              <w:rPr>
-                <w:rFonts w:ascii="宋体" w:hAnsi="宋体" w:eastAsia="宋体" w:cs="宋体"/>
-                <w:b w:val="0"/>
-                <w:i w:val="0"/>
-                <w:sz w:val="21"/>
-              </w:rPr>
-              <w:t>SMP-QC-000-021</w:t>
-            </w:r>
-          </w:p>
-        </w:tc>
-        <w:tc>
-          <w:tcPr>
-            <w:tcW w:type="dxa" w:w="3628"/>
-            <w:tcBorders>
-              <w:top w:val="single" w:sz="4" w:space="0" w:color="000000"/>
-              <w:left w:val="single" w:sz="4" w:space="0" w:color="000000"/>
-              <w:bottom w:val="single" w:sz="4" w:space="0" w:color="000000"/>
-              <w:right w:val="single" w:sz="4" w:space="0" w:color="000000"/>
-            </w:tcBorders>
-            <w:shd w:val="clear" w:color="auto" w:fill="FFFFFF"/>
-            <w:vAlign w:val="center"/>
-          </w:tcPr>
-          <w:p>
-            <w:pPr>
-              <w:spacing w:before="20" w:after="20" w:lineRule="auto" w:line="216"/>
-              <w:ind w:firstLine="0" w:left="0"/>
-              <w:jc w:val="left"/>
-            </w:pPr>
-            <w:r/>
-            <w:r>
-              <w:rPr>
-                <w:rFonts w:ascii="宋体" w:hAnsi="宋体" w:eastAsia="宋体" w:cs="宋体"/>
-                <w:b w:val="0"/>
-                <w:i w:val="0"/>
-                <w:sz w:val="21"/>
-              </w:rPr>
-              <w:t>检验仪器管理规程</w:t>
-            </w:r>
-          </w:p>
-        </w:tc>
-        <w:tc>
-          <w:tcPr>
-            <w:tcW w:type="dxa" w:w="3231"/>
-            <w:tcBorders>
-              <w:top w:val="single" w:sz="4" w:space="0" w:color="000000"/>
-              <w:left w:val="single" w:sz="4" w:space="0" w:color="000000"/>
-              <w:bottom w:val="single" w:sz="4" w:space="0" w:color="000000"/>
-              <w:right w:val="single" w:sz="4" w:space="0" w:color="000000"/>
-            </w:tcBorders>
-            <w:shd w:val="clear" w:color="auto" w:fill="FFFFFF"/>
-            <w:vAlign w:val="center"/>
-          </w:tcPr>
-          <w:p>
-            <w:pPr>
-              <w:spacing w:before="20" w:after="20" w:lineRule="auto" w:line="216"/>
-              <w:ind w:firstLine="0" w:left="0"/>
-              <w:jc w:val="left"/>
-            </w:pPr>
-            <w:r/>
-            <w:r>
-              <w:rPr>
-                <w:rFonts w:ascii="宋体" w:hAnsi="宋体" w:eastAsia="宋体" w:cs="宋体"/>
-                <w:b w:val="0"/>
-                <w:i w:val="0"/>
-                <w:sz w:val="21"/>
-              </w:rPr>
-              <w:t>质量控制部仪器的分类、校准和检验使用管理；本规程只为其配号</w:t>
+              <w:t>设备预防性维护</w:t>
             </w:r>
           </w:p>
         </w:tc>
@@ -1612,7 +1402,7 @@
           <w:i w:val="0"/>
           <w:sz w:val="24"/>
         </w:rPr>
-        <w:t>4.3  本规程中的“确认”对应 qualification，“预防性维护”对应 preventive maintenance，设备编号用于实现 unique identification。中国生产现场按第4.1款和表1执行。</w:t>
+        <w:t>4.3  本规程中的“确认”对应 qualification，“预防性维护”对应 preventive maintenance。设备、仪器编号用于唯一识别，对应 unique identification。</w:t>
       </w:r>
     </w:p>
     <w:p>
@@ -1644,7 +1434,7 @@
           <w:i w:val="0"/>
           <w:sz w:val="24"/>
         </w:rPr>
-        <w:t>5.1  设备归属部门：对设备的日常使用、操作规程和现场管理承担责任的部门。</w:t>
+        <w:t>5.1  直接影响系统、非直接影响系统：按 SMP-QA-000-037 得出的系统影响性评估结论。</w:t>
       </w:r>
     </w:p>
     <w:p>
@@ -1660,7 +1450,7 @@
           <w:i w:val="0"/>
           <w:sz w:val="24"/>
         </w:rPr>
-        <w:t>5.2  直接影响系统：按 SMP-QA-000-037 评估，运行或失效预期会对产品质量产生直接影响的系统。</w:t>
+        <w:t>5.2  A 类设备：系统影响性评估结论为直接影响系统的设备。</w:t>
       </w:r>
     </w:p>
     <w:p>
@@ -1676,7 +1466,7 @@
           <w:i w:val="0"/>
           <w:sz w:val="24"/>
         </w:rPr>
-        <w:t>5.3  非直接影响系统：按 SMP-QA-000-037 评估，自身不直接决定产品质量，而用于支持直接影响系统的系统。</w:t>
+        <w:t>5.3  B 类设备：系统影响性评估结论为非直接影响系统的设备。</w:t>
       </w:r>
     </w:p>
     <w:p>
@@ -1692,7 +1482,7 @@
           <w:i w:val="0"/>
           <w:sz w:val="24"/>
         </w:rPr>
-        <w:t>5.4  A 类设备：系统影响性评估结论为直接影响系统的设备。</w:t>
+        <w:t>5.4  设备归属部门：组织本部门设备操作规程、清洁规程和维护规程的起草、修订、审核和培训的部门。</w:t>
       </w:r>
     </w:p>
     <w:p>
@@ -1708,7 +1498,7 @@
           <w:i w:val="0"/>
           <w:sz w:val="24"/>
         </w:rPr>
-        <w:t>5.5  B 类设备：系统影响性评估结论为非直接影响系统的设备。</w:t>
+        <w:t>5.5  一级编号：由设备大类代号、部门代号和三位流水号依次连接形成的编号。</w:t>
       </w:r>
     </w:p>
     <w:p>
@@ -1724,7 +1514,7 @@
           <w:i w:val="0"/>
           <w:sz w:val="24"/>
         </w:rPr>
-        <w:t>5.6  独立辅助设备：可以独立使用，或同时服务于一台以上主设备，并单独列入设备台账的辅助设备。其大类代号为 F。</w:t>
+        <w:t>5.6  二级编号：在一级编号后加半角连字符“-”和两位辅助设备或附属装置序号形成的编号。</w:t>
       </w:r>
     </w:p>
     <w:p>
@@ -1740,103 +1530,7 @@
           <w:i w:val="0"/>
           <w:sz w:val="24"/>
         </w:rPr>
-        <w:t>5.7  附属装置：固定服务于一台主设备，并随该主设备一并管理的装置。附属装置使用该主设备的二级编号。</w:t>
-      </w:r>
-    </w:p>
-    <w:p>
-      <w:pPr>
-        <w:spacing w:before="0" w:after="60" w:lineRule="auto" w:line="240"/>
-        <w:ind w:firstLine="0" w:left="0"/>
-        <w:jc w:val="both"/>
-      </w:pPr>
-      <w:r>
-        <w:rPr>
-          <w:rFonts w:ascii="宋体" w:hAnsi="宋体" w:eastAsia="宋体" w:cs="宋体"/>
-          <w:b w:val="0"/>
-          <w:i w:val="0"/>
-          <w:sz w:val="24"/>
-        </w:rPr>
-        <w:t>5.8  一级编号：由设备大类代号、部门代号和三位流水号依次连接形成的编号。</w:t>
-      </w:r>
-    </w:p>
-    <w:p>
-      <w:pPr>
-        <w:spacing w:before="0" w:after="60" w:lineRule="auto" w:line="240"/>
-        <w:ind w:firstLine="0" w:left="0"/>
-        <w:jc w:val="both"/>
-      </w:pPr>
-      <w:r>
-        <w:rPr>
-          <w:rFonts w:ascii="宋体" w:hAnsi="宋体" w:eastAsia="宋体" w:cs="宋体"/>
-          <w:b w:val="0"/>
-          <w:i w:val="0"/>
-          <w:sz w:val="24"/>
-        </w:rPr>
-        <w:t>5.9  二级编号：在主设备一级编号后加上连字符和两位附属装置序号形成的编号。</w:t>
-      </w:r>
-    </w:p>
-    <w:p>
-      <w:pPr>
-        <w:spacing w:before="0" w:after="60" w:lineRule="auto" w:line="240"/>
-        <w:ind w:firstLine="0" w:left="0"/>
-        <w:jc w:val="both"/>
-      </w:pPr>
-      <w:r>
-        <w:rPr>
-          <w:rFonts w:ascii="宋体" w:hAnsi="宋体" w:eastAsia="宋体" w:cs="宋体"/>
-          <w:b w:val="0"/>
-          <w:i w:val="0"/>
-          <w:sz w:val="24"/>
-        </w:rPr>
-        <w:t>5.10  设备台账：登记设备的现行编号、管理类别、位置和状态，以及仪器现行编号的受控清单。经批准的纸质台账与电子台账均用于追溯。</w:t>
-      </w:r>
-    </w:p>
-    <w:p>
-      <w:pPr>
-        <w:spacing w:before="0" w:after="60" w:lineRule="auto" w:line="240"/>
-        <w:ind w:firstLine="0" w:left="0"/>
-        <w:jc w:val="both"/>
-      </w:pPr>
-      <w:r>
-        <w:rPr>
-          <w:rFonts w:ascii="宋体" w:hAnsi="宋体" w:eastAsia="宋体" w:cs="宋体"/>
-          <w:b w:val="0"/>
-          <w:i w:val="0"/>
-          <w:sz w:val="24"/>
-        </w:rPr>
-        <w:t>5.11  使用日志：用于药品生产的设备记录，内容包括使用、清洁、维护和维修情况以及日期、时间、所生产药品的名称、规格和批号等。本规程所称使用记录与使用日志为同一类记录。仪器的使用和校准记录不由本规程规定。</w:t>
-      </w:r>
-    </w:p>
-    <w:p>
-      <w:pPr>
-        <w:spacing w:before="0" w:after="60" w:lineRule="auto" w:line="240"/>
-        <w:ind w:firstLine="0" w:left="0"/>
-        <w:jc w:val="both"/>
-      </w:pPr>
-      <w:r>
-        <w:rPr>
-          <w:rFonts w:ascii="宋体" w:hAnsi="宋体" w:eastAsia="宋体" w:cs="宋体"/>
-          <w:b w:val="0"/>
-          <w:i w:val="0"/>
-          <w:sz w:val="24"/>
-        </w:rPr>
-        <w:t>5.12  仪器：本规程中需要编号的检测、测量或记录器具，大类代号为 J。仪器只执行编号规则。</w:t>
-      </w:r>
-    </w:p>
-    <w:p>
-      <w:pPr>
-        <w:spacing w:before="0" w:after="60" w:lineRule="auto" w:line="240"/>
-        <w:ind w:firstLine="0" w:left="0"/>
-        <w:jc w:val="both"/>
-      </w:pPr>
-      <w:r>
-        <w:rPr>
-          <w:rFonts w:ascii="宋体" w:hAnsi="宋体" w:eastAsia="宋体" w:cs="宋体"/>
-          <w:b w:val="0"/>
-          <w:i w:val="0"/>
-          <w:sz w:val="24"/>
-        </w:rPr>
-        <w:t>5.13  SMP-QA-000-037 对直接影响系统、非直接影响系统另有书面定义时，设备评估活动以该规程的定义为准。本规程第5.2款和第5.3款用于把设备的评估结论对应到 A 类、B 类。</w:t>
+        <w:t>5.7  辅助设备：有两种用法，含义不同。作为设备大类时，代号为 F，按一级编号编制。作为某台已编号设备的辅助设备或附属装置且需要二级编号时，序号附在该设备编号之后。</w:t>
       </w:r>
     </w:p>
     <w:p>
@@ -1868,7 +1562,7 @@
           <w:i w:val="0"/>
           <w:sz w:val="24"/>
         </w:rPr>
-        <w:t>6.1  分类与编号的关系</w:t>
+        <w:t>6.1  设备分类</w:t>
       </w:r>
     </w:p>
     <w:p>
@@ -1884,7 +1578,7 @@
           <w:i w:val="0"/>
           <w:sz w:val="24"/>
         </w:rPr>
-        <w:t>6.1.1  管理类别表示设备所属系统对产品质量的影响，只用于设备。编号表示设备或仪器的身份。设备的类别和编号同时登记在设备台账中。大类代号不代替 A 类或 B 类，A 类或 B 类不代替设备编号。</w:t>
+        <w:t>6.1.1  生产设备按 SMP-QA-000-037 进行系统影响性评估。评估结论为直接影响系统的，按 A 类管理；评估结论为非直接影响系统的，按 B 类管理。</w:t>
       </w:r>
     </w:p>
     <w:p>
@@ -1900,87 +1594,7 @@
           <w:i w:val="0"/>
           <w:sz w:val="24"/>
         </w:rPr>
-        <w:t>6.1.2  纳入设备台账的每台设备、仪器只有一个现行编号。完整编号在公司内唯一。</w:t>
-      </w:r>
-    </w:p>
-    <w:p>
-      <w:pPr>
-        <w:spacing w:before="0" w:after="60" w:lineRule="auto" w:line="240"/>
-        <w:ind w:firstLine="0" w:left="0"/>
-        <w:jc w:val="both"/>
-      </w:pPr>
-      <w:r>
-        <w:rPr>
-          <w:rFonts w:ascii="宋体" w:hAnsi="宋体" w:eastAsia="宋体" w:cs="宋体"/>
-          <w:b w:val="0"/>
-          <w:i w:val="0"/>
-          <w:sz w:val="24"/>
-        </w:rPr>
-        <w:t>6.1.3  编号在该设备或仪器存续期间保持稳定。设备或仪器报废、调出，或经变更控制批准重新编号后，原编号冻结，不再授予其他设备或仪器。历史记录继续沿用记录形成时的编号。</w:t>
-      </w:r>
-    </w:p>
-    <w:p>
-      <w:pPr>
-        <w:spacing w:before="0" w:after="60" w:lineRule="auto" w:line="240"/>
-        <w:ind w:firstLine="0" w:left="0"/>
-        <w:jc w:val="both"/>
-      </w:pPr>
-      <w:r>
-        <w:rPr>
-          <w:rFonts w:ascii="宋体" w:hAnsi="宋体" w:eastAsia="宋体" w:cs="宋体"/>
-          <w:b w:val="0"/>
-          <w:i w:val="0"/>
-          <w:sz w:val="24"/>
-        </w:rPr>
-        <w:t>6.1.4  仪器不划分 A 类或 B 类，不填写本规程的管理类别，只领取并使用编号。</w:t>
-      </w:r>
-    </w:p>
-    <w:p>
-      <w:pPr>
-        <w:spacing w:before="120" w:after="80" w:lineRule="auto" w:line="240"/>
-        <w:ind w:firstLine="0" w:left="0"/>
-        <w:jc w:val="left"/>
-      </w:pPr>
-      <w:r>
-        <w:rPr>
-          <w:rFonts w:ascii="宋体" w:hAnsi="宋体" w:eastAsia="宋体" w:cs="宋体"/>
-          <w:b/>
-          <w:i w:val="0"/>
-          <w:sz w:val="24"/>
-        </w:rPr>
-        <w:t>6.2  设备分类</w:t>
-      </w:r>
-    </w:p>
-    <w:p>
-      <w:pPr>
-        <w:spacing w:before="0" w:after="60" w:lineRule="auto" w:line="240"/>
-        <w:ind w:firstLine="0" w:left="0"/>
-        <w:jc w:val="both"/>
-      </w:pPr>
-      <w:r>
-        <w:rPr>
-          <w:rFonts w:ascii="宋体" w:hAnsi="宋体" w:eastAsia="宋体" w:cs="宋体"/>
-          <w:b w:val="0"/>
-          <w:i w:val="0"/>
-          <w:sz w:val="24"/>
-        </w:rPr>
-        <w:t>6.2.1  本节只适用于设备。设备投入使用前，归属部门按 SMP-QA-000-037 完成系统影响性评估。组件关键性评估按该规程执行，其结论用于设备确认和维护范围的确定。本规程不另设组件分级。</w:t>
-      </w:r>
-    </w:p>
-    <w:p>
-      <w:pPr>
-        <w:spacing w:before="0" w:after="60" w:lineRule="auto" w:line="240"/>
-        <w:ind w:firstLine="0" w:left="0"/>
-        <w:jc w:val="both"/>
-      </w:pPr>
-      <w:r>
-        <w:rPr>
-          <w:rFonts w:ascii="宋体" w:hAnsi="宋体" w:eastAsia="宋体" w:cs="宋体"/>
-          <w:b w:val="0"/>
-          <w:i w:val="0"/>
-          <w:sz w:val="24"/>
-        </w:rPr>
-        <w:t>6.2.2  系统影响性评估结论按表2归入管理类别。</w:t>
+        <w:t>6.1.2  两类设备见下表。表中“如”后为示例。</w:t>
       </w:r>
     </w:p>
     <w:p>
@@ -1996,7 +1610,7 @@
           <w:i w:val="0"/>
           <w:sz w:val="21"/>
         </w:rPr>
-        <w:t>表2  管理类别</w:t>
+        <w:t>表2  设备管理类别</w:t>
       </w:r>
     </w:p>
     <w:tbl>
@@ -2007,9 +1621,8 @@
         <w:tblLook w:firstColumn="1" w:firstRow="1" w:lastColumn="0" w:lastRow="0" w:noHBand="0" w:noVBand="1" w:val="04A0"/>
       </w:tblPr>
       <w:tblGrid>
-        <w:gridCol w:w="3009"/>
-        <w:gridCol w:w="3009"/>
-        <w:gridCol w:w="3009"/>
+        <w:gridCol w:w="4513"/>
+        <w:gridCol w:w="4513"/>
       </w:tblGrid>
       <w:tr>
         <w:trPr>
@@ -2018,7 +1631,7 @@
         </w:trPr>
         <w:tc>
           <w:tcPr>
-            <w:tcW w:type="dxa" w:w="1474"/>
+            <w:tcW w:type="dxa" w:w="1587"/>
             <w:tcBorders>
               <w:top w:val="single" w:sz="4" w:space="0" w:color="000000"/>
               <w:left w:val="single" w:sz="4" w:space="0" w:color="000000"/>
@@ -2042,13 +1655,13 @@
                 <w:i w:val="0"/>
                 <w:sz w:val="21"/>
               </w:rPr>
-              <w:t>管理类别</w:t>
+              <w:t>类别</w:t>
             </w:r>
           </w:p>
         </w:tc>
         <w:tc>
           <w:tcPr>
-            <w:tcW w:type="dxa" w:w="2381"/>
+            <w:tcW w:type="dxa" w:w="7427"/>
             <w:tcBorders>
               <w:top w:val="single" w:sz="4" w:space="0" w:color="000000"/>
               <w:left w:val="single" w:sz="4" w:space="0" w:color="000000"/>
@@ -2072,37 +1685,7 @@
                 <w:i w:val="0"/>
                 <w:sz w:val="21"/>
               </w:rPr>
-              <w:t>评估结论</w:t>
-            </w:r>
-          </w:p>
-        </w:tc>
-        <w:tc>
-          <w:tcPr>
-            <w:tcW w:type="dxa" w:w="5159"/>
-            <w:tcBorders>
-              <w:top w:val="single" w:sz="4" w:space="0" w:color="000000"/>
-              <w:left w:val="single" w:sz="4" w:space="0" w:color="000000"/>
-              <w:bottom w:val="single" w:sz="4" w:space="0" w:color="000000"/>
-              <w:right w:val="single" w:sz="4" w:space="0" w:color="000000"/>
-            </w:tcBorders>
-            <w:shd w:val="clear" w:color="auto" w:fill="D9E2F3"/>
-            <w:vAlign w:val="center"/>
-          </w:tcPr>
-          <w:p>
-            <w:pPr>
-              <w:spacing w:before="20" w:after="20" w:lineRule="auto" w:line="216"/>
-              <w:ind w:firstLine="0" w:left="0"/>
-              <w:jc w:val="center"/>
-            </w:pPr>
-            <w:r/>
-            <w:r>
-              <w:rPr>
-                <w:rFonts w:ascii="宋体" w:hAnsi="宋体" w:eastAsia="宋体" w:cs="宋体"/>
-                <w:b/>
-                <w:i w:val="0"/>
-                <w:sz w:val="21"/>
-              </w:rPr>
-              <w:t>典型示例</w:t>
+              <w:t>评估结论及示例</w:t>
             </w:r>
           </w:p>
         </w:tc>
@@ -2113,7 +1696,7 @@
         </w:trPr>
         <w:tc>
           <w:tcPr>
-            <w:tcW w:type="dxa" w:w="1474"/>
+            <w:tcW w:type="dxa" w:w="1587"/>
             <w:tcBorders>
               <w:top w:val="single" w:sz="4" w:space="0" w:color="000000"/>
               <w:left w:val="single" w:sz="4" w:space="0" w:color="000000"/>
@@ -2143,7 +1726,7 @@
         </w:tc>
         <w:tc>
           <w:tcPr>
-            <w:tcW w:type="dxa" w:w="2381"/>
+            <w:tcW w:type="dxa" w:w="7427"/>
             <w:tcBorders>
               <w:top w:val="single" w:sz="4" w:space="0" w:color="000000"/>
               <w:left w:val="single" w:sz="4" w:space="0" w:color="000000"/>
@@ -2167,37 +1750,7 @@
                 <w:i w:val="0"/>
                 <w:sz w:val="21"/>
               </w:rPr>
-              <w:t>直接影响系统</w:t>
-            </w:r>
-          </w:p>
-        </w:tc>
-        <w:tc>
-          <w:tcPr>
-            <w:tcW w:type="dxa" w:w="5159"/>
-            <w:tcBorders>
-              <w:top w:val="single" w:sz="4" w:space="0" w:color="000000"/>
-              <w:left w:val="single" w:sz="4" w:space="0" w:color="000000"/>
-              <w:bottom w:val="single" w:sz="4" w:space="0" w:color="000000"/>
-              <w:right w:val="single" w:sz="4" w:space="0" w:color="000000"/>
-            </w:tcBorders>
-            <w:shd w:val="clear" w:color="auto" w:fill="FFFFFF"/>
-            <w:vAlign w:val="center"/>
-          </w:tcPr>
-          <w:p>
-            <w:pPr>
-              <w:spacing w:before="20" w:after="20" w:lineRule="auto" w:line="216"/>
-              <w:ind w:firstLine="0" w:left="0"/>
-              <w:jc w:val="left"/>
-            </w:pPr>
-            <w:r/>
-            <w:r>
-              <w:rPr>
-                <w:rFonts w:ascii="宋体" w:hAnsi="宋体" w:eastAsia="宋体" w:cs="宋体"/>
-                <w:b w:val="0"/>
-                <w:i w:val="0"/>
-                <w:sz w:val="21"/>
-              </w:rPr>
-              <w:t>压片机、铝塑包装机、制粒机、空调净化系统、压缩空气系统</w:t>
+              <w:t>直接影响系统，如：压片机、铝塑包装机、制粒机、空调净化系统、压缩空气系统等。</w:t>
             </w:r>
           </w:p>
         </w:tc>
@@ -2208,7 +1761,7 @@
         </w:trPr>
         <w:tc>
           <w:tcPr>
-            <w:tcW w:type="dxa" w:w="1474"/>
+            <w:tcW w:type="dxa" w:w="1587"/>
             <w:tcBorders>
               <w:top w:val="single" w:sz="4" w:space="0" w:color="000000"/>
               <w:left w:val="single" w:sz="4" w:space="0" w:color="000000"/>
@@ -2238,7 +1791,7 @@
         </w:tc>
         <w:tc>
           <w:tcPr>
-            <w:tcW w:type="dxa" w:w="2381"/>
+            <w:tcW w:type="dxa" w:w="7427"/>
             <w:tcBorders>
               <w:top w:val="single" w:sz="4" w:space="0" w:color="000000"/>
               <w:left w:val="single" w:sz="4" w:space="0" w:color="000000"/>
@@ -2262,37 +1815,7 @@
                 <w:i w:val="0"/>
                 <w:sz w:val="21"/>
               </w:rPr>
-              <w:t>非直接影响系统</w:t>
-            </w:r>
-          </w:p>
-        </w:tc>
-        <w:tc>
-          <w:tcPr>
-            <w:tcW w:type="dxa" w:w="5159"/>
-            <w:tcBorders>
-              <w:top w:val="single" w:sz="4" w:space="0" w:color="000000"/>
-              <w:left w:val="single" w:sz="4" w:space="0" w:color="000000"/>
-              <w:bottom w:val="single" w:sz="4" w:space="0" w:color="000000"/>
-              <w:right w:val="single" w:sz="4" w:space="0" w:color="000000"/>
-            </w:tcBorders>
-            <w:shd w:val="clear" w:color="auto" w:fill="FFFFFF"/>
-            <w:vAlign w:val="center"/>
-          </w:tcPr>
-          <w:p>
-            <w:pPr>
-              <w:spacing w:before="20" w:after="20" w:lineRule="auto" w:line="216"/>
-              <w:ind w:firstLine="0" w:left="0"/>
-              <w:jc w:val="left"/>
-            </w:pPr>
-            <w:r/>
-            <w:r>
-              <w:rPr>
-                <w:rFonts w:ascii="宋体" w:hAnsi="宋体" w:eastAsia="宋体" w:cs="宋体"/>
-                <w:b w:val="0"/>
-                <w:i w:val="0"/>
-                <w:sz w:val="21"/>
-              </w:rPr>
-              <w:t>叉车、洗衣机、干衣机</w:t>
+              <w:t>非直接影响系统，如：叉车、洗衣机、干衣机等。</w:t>
             </w:r>
           </w:p>
         </w:tc>
@@ -2311,7 +1834,7 @@
           <w:i w:val="0"/>
           <w:sz w:val="24"/>
         </w:rPr>
-        <w:t>6.2.3  表2中的示例用于帮助理解类别。单台设备的管理类别以该设备的系统影响性评估结论为准。评估结论为直接影响系统的设备按 A 类管理；评估结论为非直接影响系统的设备按 B 类管理。</w:t>
+        <w:t>6.1.3  设备类别记入设备台账。类别确定后不得改变。确需改变设备类别时，按 SMP-QA-000-030《变更控制管理制度》执行。</w:t>
       </w:r>
     </w:p>
     <w:p>
@@ -2327,7 +1850,39 @@
           <w:i w:val="0"/>
           <w:sz w:val="24"/>
         </w:rPr>
-        <w:t>6.2.4  评估结论既不是直接影响系统，也不是非直接影响系统时，归属部门按 SMP-QA-000-037 确定其管理方式，并按 SMP-QA-000-030 批准后再登记管理类别。</w:t>
+        <w:t>6.1.4  本规程不对质量控制部的仪器进行分类。质量控制部仪器的分类由 SMP-QC-000-021 另行管理。质量控制部仪器的编号按第6.3款执行。</w:t>
+      </w:r>
+    </w:p>
+    <w:p>
+      <w:pPr>
+        <w:spacing w:before="120" w:after="80" w:lineRule="auto" w:line="240"/>
+        <w:ind w:firstLine="0" w:left="0"/>
+        <w:jc w:val="left"/>
+      </w:pPr>
+      <w:r>
+        <w:rPr>
+          <w:rFonts w:ascii="宋体" w:hAnsi="宋体" w:eastAsia="宋体" w:cs="宋体"/>
+          <w:b/>
+          <w:i w:val="0"/>
+          <w:sz w:val="24"/>
+        </w:rPr>
+        <w:t>6.2  分类后的管理</w:t>
+      </w:r>
+    </w:p>
+    <w:p>
+      <w:pPr>
+        <w:spacing w:before="40" w:after="60" w:lineRule="auto" w:line="240"/>
+        <w:ind w:firstLine="0" w:left="0"/>
+        <w:jc w:val="both"/>
+      </w:pPr>
+      <w:r>
+        <w:rPr>
+          <w:rFonts w:ascii="宋体" w:hAnsi="宋体" w:eastAsia="宋体" w:cs="宋体"/>
+          <w:b w:val="0"/>
+          <w:i w:val="0"/>
+          <w:sz w:val="24"/>
+        </w:rPr>
+        <w:t>6.2.1  A 类设备</w:t>
       </w:r>
     </w:p>
     <w:p>
@@ -2343,7 +1898,7 @@
           <w:i w:val="0"/>
           <w:sz w:val="24"/>
         </w:rPr>
-        <w:t>6.2.5  管理类别登记后保持不变。需要改变类别时，归属部门重新进行系统影响性评估，并按 SMP-QA-000-030 批准。变更批准前，设备继续按原类别管理。</w:t>
+        <w:t>6.2.1.1  A 类设备由归属部门负责组织操作规程、清洁规程和维护规程的起草、修订和审核，并对相关人员进行培训。</w:t>
       </w:r>
     </w:p>
     <w:p>
@@ -2359,7 +1914,103 @@
           <w:i w:val="0"/>
           <w:sz w:val="24"/>
         </w:rPr>
-        <w:t>6.2.6  仪器不按本节分类。质量控制部仪器的分类执行 SMP-QC-000-021。其他仪器的分类执行其适用的管理规程。</w:t>
+        <w:t>6.2.1.2  A 类设备的归属部门应当指定设备负责人。设备负责人离职或调岗时，应当与继任者完成交接。交接内容至少包括：设备使用记录、维护保养记录、操作规程、维护规程、清洁规程、备品备件、设备运行情况及注意事项。</w:t>
+      </w:r>
+    </w:p>
+    <w:p>
+      <w:pPr>
+        <w:spacing w:before="0" w:after="60" w:lineRule="auto" w:line="240"/>
+        <w:ind w:firstLine="0" w:left="0"/>
+        <w:jc w:val="both"/>
+      </w:pPr>
+      <w:r>
+        <w:rPr>
+          <w:rFonts w:ascii="宋体" w:hAnsi="宋体" w:eastAsia="宋体" w:cs="宋体"/>
+          <w:b w:val="0"/>
+          <w:i w:val="0"/>
+          <w:sz w:val="24"/>
+        </w:rPr>
+        <w:t>6.2.1.3  A 类设备应当建立相应的使用记录，如实记录设备运行情况。</w:t>
+      </w:r>
+    </w:p>
+    <w:p>
+      <w:pPr>
+        <w:spacing w:before="80" w:after="60" w:lineRule="auto" w:line="240"/>
+        <w:ind w:firstLine="0" w:left="0"/>
+        <w:jc w:val="both"/>
+      </w:pPr>
+      <w:r>
+        <w:rPr>
+          <w:rFonts w:ascii="宋体" w:hAnsi="宋体" w:eastAsia="宋体" w:cs="宋体"/>
+          <w:b w:val="0"/>
+          <w:i w:val="0"/>
+          <w:sz w:val="24"/>
+        </w:rPr>
+        <w:t>6.2.2  B 类设备</w:t>
+      </w:r>
+    </w:p>
+    <w:p>
+      <w:pPr>
+        <w:spacing w:before="0" w:after="60" w:lineRule="auto" w:line="240"/>
+        <w:ind w:firstLine="0" w:left="0"/>
+        <w:jc w:val="both"/>
+      </w:pPr>
+      <w:r>
+        <w:rPr>
+          <w:rFonts w:ascii="宋体" w:hAnsi="宋体" w:eastAsia="宋体" w:cs="宋体"/>
+          <w:b w:val="0"/>
+          <w:i w:val="0"/>
+          <w:sz w:val="24"/>
+        </w:rPr>
+        <w:t>6.2.2.1  归属部门应当根据 B 类设备的结构复杂程度和设备说明书的要求，组织操作规程、清洁规程和维护规程的起草、修订和审核，并确保相关操作人员、维护人员经培训合格后方可上岗。</w:t>
+      </w:r>
+    </w:p>
+    <w:p>
+      <w:pPr>
+        <w:spacing w:before="0" w:after="60" w:lineRule="auto" w:line="240"/>
+        <w:ind w:firstLine="0" w:left="0"/>
+        <w:jc w:val="both"/>
+      </w:pPr>
+      <w:r>
+        <w:rPr>
+          <w:rFonts w:ascii="宋体" w:hAnsi="宋体" w:eastAsia="宋体" w:cs="宋体"/>
+          <w:b w:val="0"/>
+          <w:i w:val="0"/>
+          <w:sz w:val="24"/>
+        </w:rPr>
+        <w:t>6.2.2.2  结构简单、操作及维护要求明确的 B 类设备，可以将操作规程、清洁规程和维护规程合并为一份操作维护清洁规程。合并后仍应当确保使用、清洁和维护要求完整、清晰、可执行。</w:t>
+      </w:r>
+    </w:p>
+    <w:p>
+      <w:pPr>
+        <w:spacing w:before="80" w:after="60" w:lineRule="auto" w:line="240"/>
+        <w:ind w:firstLine="0" w:left="0"/>
+        <w:jc w:val="both"/>
+      </w:pPr>
+      <w:r>
+        <w:rPr>
+          <w:rFonts w:ascii="宋体" w:hAnsi="宋体" w:eastAsia="宋体" w:cs="宋体"/>
+          <w:b w:val="0"/>
+          <w:i w:val="0"/>
+          <w:sz w:val="24"/>
+        </w:rPr>
+        <w:t>6.2.3  设备确认按照 SMP-VP-000-004《设施、设备确认管理规程》执行。</w:t>
+      </w:r>
+    </w:p>
+    <w:p>
+      <w:pPr>
+        <w:spacing w:before="0" w:after="60" w:lineRule="auto" w:line="240"/>
+        <w:ind w:firstLine="0" w:left="0"/>
+        <w:jc w:val="both"/>
+      </w:pPr>
+      <w:r>
+        <w:rPr>
+          <w:rFonts w:ascii="宋体" w:hAnsi="宋体" w:eastAsia="宋体" w:cs="宋体"/>
+          <w:b w:val="0"/>
+          <w:i w:val="0"/>
+          <w:sz w:val="24"/>
+        </w:rPr>
+        <w:t>6.2.4  设备维修、预防性维护按照 SMP-EQ-100-004《设备设施故障报告与维修管理规程》和 SMP-EQ-100-003《设备预防性维护、维修管理规程》执行。</w:t>
       </w:r>
     </w:p>
     <w:p>
@@ -2375,7 +2026,7 @@
           <w:i w:val="0"/>
           <w:sz w:val="24"/>
         </w:rPr>
-        <w:t>6.3  分类管理要求</w:t>
+        <w:t>6.3  设备、仪器编号</w:t>
       </w:r>
     </w:p>
     <w:p>
@@ -2391,7 +2042,7 @@
           <w:i w:val="0"/>
           <w:sz w:val="24"/>
         </w:rPr>
-        <w:t>6.3.1  本节只适用于设备。仪器不执行本节，只执行第6.4款至第6.8款。</w:t>
+        <w:t>6.3.1  设备、仪器的一级编号由三段依次连接，段间不插入空格或其他符号：设备大类代号、部门代号、三位流水号。</w:t>
       </w:r>
     </w:p>
     <w:p>
@@ -2407,7 +2058,7 @@
           <w:i w:val="0"/>
           <w:sz w:val="24"/>
         </w:rPr>
-        <w:t>6.3.2  归属部门在设备投入使用前完成与其管理类别相适应的规程批准，并对操作人员和维护人员进行培训。培训合格后，人员方可独立操作或维护该设备。</w:t>
+        <w:t>6.3.2  某台设备的辅助设备或附属装置需要编制二级编号时，在该设备的一级编号后加半角连字符“-”和两位序号。二级编号不另取设备大类代号。</w:t>
       </w:r>
     </w:p>
     <w:p>
@@ -2423,7 +2074,7 @@
           <w:i w:val="0"/>
           <w:sz w:val="24"/>
         </w:rPr>
-        <w:t>6.3.3  用于药品生产的设备应当建立使用日志。使用日志至少包括使用、清洁、维护和维修情况以及日期、时间、所生产药品的名称、规格和批号等。直接用于某一批产品生产的设备，使用日志应当记录该药品的名称、规格和批号。多个批次共用的公用系统，使用日志应当记录运行、清洁、维护、维修以及日期和时间，并使批记录能够追溯到该系统相应时间的运行记录。</w:t>
+        <w:t>6.3.3  大类代号 F 表示按一级编号单独编制的辅助设备。附属于某台已编号设备、并按第6.3.2款编制二级编号的辅助设备或附属装置，使用主设备编号加序号，不使用大类代号 F。</w:t>
       </w:r>
     </w:p>
     <w:p>
@@ -2439,311 +2090,7 @@
           <w:i w:val="0"/>
           <w:sz w:val="24"/>
         </w:rPr>
-        <w:t>6.3.4  不用于药品生产的 B 类设备，由归属部门保存与其实际使用、清洁和维护相适应的记录。</w:t>
-      </w:r>
-    </w:p>
-    <w:p>
-      <w:pPr>
-        <w:spacing w:before="0" w:after="60" w:lineRule="auto" w:line="240"/>
-        <w:ind w:firstLine="0" w:left="0"/>
-        <w:jc w:val="both"/>
-      </w:pPr>
-      <w:r>
-        <w:rPr>
-          <w:rFonts w:ascii="宋体" w:hAnsi="宋体" w:eastAsia="宋体" w:cs="宋体"/>
-          <w:b w:val="0"/>
-          <w:i w:val="0"/>
-          <w:sz w:val="24"/>
-        </w:rPr>
-        <w:t>6.3.5  生产设备的状态标识应当标明设备编号。有内容物时，还应当标明内容物的名称、规格和批号；无内容物时，应当标明清洁状态。不合格设备在移出生产区或质量控制区之前，应当有醒目的状态标识。</w:t>
-      </w:r>
-    </w:p>
-    <w:p>
-      <w:pPr>
-        <w:spacing w:before="0" w:after="60" w:lineRule="auto" w:line="240"/>
-        <w:ind w:firstLine="0" w:left="0"/>
-        <w:jc w:val="both"/>
-      </w:pPr>
-      <w:r>
-        <w:rPr>
-          <w:rFonts w:ascii="宋体" w:hAnsi="宋体" w:eastAsia="宋体" w:cs="宋体"/>
-          <w:b w:val="0"/>
-          <w:i w:val="0"/>
-          <w:sz w:val="24"/>
-        </w:rPr>
-        <w:t>6.3.6  A 类设备由归属部门分别组织操作规程、清洁规程和维护规程的起草、修订和审核，并对相关人员进行培训。A 类设备建立第6.3.3款规定的使用日志，如实记录设备运行情况。</w:t>
-      </w:r>
-    </w:p>
-    <w:p>
-      <w:pPr>
-        <w:spacing w:before="0" w:after="60" w:lineRule="auto" w:line="240"/>
-        <w:ind w:firstLine="0" w:left="0"/>
-        <w:jc w:val="both"/>
-      </w:pPr>
-      <w:r>
-        <w:rPr>
-          <w:rFonts w:ascii="宋体" w:hAnsi="宋体" w:eastAsia="宋体" w:cs="宋体"/>
-          <w:b w:val="0"/>
-          <w:i w:val="0"/>
-          <w:sz w:val="24"/>
-        </w:rPr>
-        <w:t>6.3.7  A 类设备由归属部门指定设备负责人。设备负责人离职或调岗时，应当与继任者完成交接。交接内容至少包括使用日志、维护保养记录、操作规程、维护规程、清洁规程、备品备件、设备运行情况及注意事项。交接记录由双方签署姓名和日期，并纳入设备档案。</w:t>
-      </w:r>
-    </w:p>
-    <w:p>
-      <w:pPr>
-        <w:spacing w:before="0" w:after="60" w:lineRule="auto" w:line="240"/>
-        <w:ind w:firstLine="0" w:left="0"/>
-        <w:jc w:val="both"/>
-      </w:pPr>
-      <w:r>
-        <w:rPr>
-          <w:rFonts w:ascii="宋体" w:hAnsi="宋体" w:eastAsia="宋体" w:cs="宋体"/>
-          <w:b w:val="0"/>
-          <w:i w:val="0"/>
-          <w:sz w:val="24"/>
-        </w:rPr>
-        <w:t>6.3.8  B 类设备由归属部门根据设备的结构复杂程度和设备说明书，组织操作规程、清洁规程和维护规程的起草、修订和审核。操作人员和维护人员经培训合格后方可上岗。</w:t>
-      </w:r>
-    </w:p>
-    <w:p>
-      <w:pPr>
-        <w:spacing w:before="0" w:after="60" w:lineRule="auto" w:line="240"/>
-        <w:ind w:firstLine="0" w:left="0"/>
-        <w:jc w:val="both"/>
-      </w:pPr>
-      <w:r>
-        <w:rPr>
-          <w:rFonts w:ascii="宋体" w:hAnsi="宋体" w:eastAsia="宋体" w:cs="宋体"/>
-          <w:b w:val="0"/>
-          <w:i w:val="0"/>
-          <w:sz w:val="24"/>
-        </w:rPr>
-        <w:t>6.3.9  结构简单、操作和维护要求明确的 B 类设备，可以将操作规程、清洁规程和维护规程合并为一份《操作维护清洁规程》。合并后的规程应当完整、清晰、可执行，并包含使用、清洁和维护要求。</w:t>
-      </w:r>
-    </w:p>
-    <w:p>
-      <w:pPr>
-        <w:spacing w:before="0" w:after="60" w:lineRule="auto" w:line="240"/>
-        <w:ind w:firstLine="0" w:left="0"/>
-        <w:jc w:val="both"/>
-      </w:pPr>
-      <w:r>
-        <w:rPr>
-          <w:rFonts w:ascii="宋体" w:hAnsi="宋体" w:eastAsia="宋体" w:cs="宋体"/>
-          <w:b w:val="0"/>
-          <w:i w:val="0"/>
-          <w:sz w:val="24"/>
-        </w:rPr>
-        <w:t>6.3.10  设备确认的对象、方案和实施执行 SMP-VP-000-004。系统影响性评估结论作为确定确认范围的输入。已完成确认的生产设备，应当在确认的参数范围内使用。设备经改造或重大维修后，应当完成再确认并符合要求，方可恢复用于生产。</w:t>
-      </w:r>
-    </w:p>
-    <w:p>
-      <w:pPr>
-        <w:spacing w:before="0" w:after="60" w:lineRule="auto" w:line="240"/>
-        <w:ind w:firstLine="0" w:left="0"/>
-        <w:jc w:val="both"/>
-      </w:pPr>
-      <w:r>
-        <w:rPr>
-          <w:rFonts w:ascii="宋体" w:hAnsi="宋体" w:eastAsia="宋体" w:cs="宋体"/>
-          <w:b w:val="0"/>
-          <w:i w:val="0"/>
-          <w:sz w:val="24"/>
-        </w:rPr>
-        <w:t>6.3.11  预防性维护执行 SMP-EQ-100-003。故障报告与维修执行 SMP-EQ-100-004。设备的维护和维修记录使用本规程规定的设备编号。</w:t>
-      </w:r>
-    </w:p>
-    <w:p>
-      <w:pPr>
-        <w:spacing w:before="120" w:after="80" w:lineRule="auto" w:line="240"/>
-        <w:ind w:firstLine="0" w:left="0"/>
-        <w:jc w:val="left"/>
-      </w:pPr>
-      <w:r>
-        <w:rPr>
-          <w:rFonts w:ascii="宋体" w:hAnsi="宋体" w:eastAsia="宋体" w:cs="宋体"/>
-          <w:b/>
-          <w:i w:val="0"/>
-          <w:sz w:val="24"/>
-        </w:rPr>
-        <w:t>6.4  编号规则</w:t>
-      </w:r>
-    </w:p>
-    <w:p>
-      <w:pPr>
-        <w:spacing w:before="0" w:after="60" w:lineRule="auto" w:line="240"/>
-        <w:ind w:firstLine="0" w:left="0"/>
-        <w:jc w:val="both"/>
-      </w:pPr>
-      <w:r>
-        <w:rPr>
-          <w:rFonts w:ascii="宋体" w:hAnsi="宋体" w:eastAsia="宋体" w:cs="宋体"/>
-          <w:b w:val="0"/>
-          <w:i w:val="0"/>
-          <w:sz w:val="24"/>
-        </w:rPr>
-        <w:t>6.4.1  一级编号由以下三段依次连接，段与段之间不插入空格或其他分隔符：</w:t>
-      </w:r>
-    </w:p>
-    <w:p>
-      <w:pPr>
-        <w:spacing w:before="0" w:after="60" w:lineRule="auto" w:line="240"/>
-        <w:ind w:firstLine="0" w:left="0"/>
-        <w:jc w:val="both"/>
-      </w:pPr>
-      <w:r>
-        <w:rPr>
-          <w:rFonts w:ascii="宋体" w:hAnsi="宋体" w:eastAsia="宋体" w:cs="宋体"/>
-          <w:b w:val="0"/>
-          <w:i w:val="0"/>
-          <w:sz w:val="24"/>
-        </w:rPr>
-        <w:t>（1）设备大类代号；</w:t>
-      </w:r>
-    </w:p>
-    <w:p>
-      <w:pPr>
-        <w:spacing w:before="0" w:after="60" w:lineRule="auto" w:line="240"/>
-        <w:ind w:firstLine="0" w:left="0"/>
-        <w:jc w:val="both"/>
-      </w:pPr>
-      <w:r>
-        <w:rPr>
-          <w:rFonts w:ascii="宋体" w:hAnsi="宋体" w:eastAsia="宋体" w:cs="宋体"/>
-          <w:b w:val="0"/>
-          <w:i w:val="0"/>
-          <w:sz w:val="24"/>
-        </w:rPr>
-        <w:t>（2）部门代号；</w:t>
-      </w:r>
-    </w:p>
-    <w:p>
-      <w:pPr>
-        <w:spacing w:before="0" w:after="60" w:lineRule="auto" w:line="240"/>
-        <w:ind w:firstLine="0" w:left="0"/>
-        <w:jc w:val="both"/>
-      </w:pPr>
-      <w:r>
-        <w:rPr>
-          <w:rFonts w:ascii="宋体" w:hAnsi="宋体" w:eastAsia="宋体" w:cs="宋体"/>
-          <w:b w:val="0"/>
-          <w:i w:val="0"/>
-          <w:sz w:val="24"/>
-        </w:rPr>
-        <w:t>（3）三位流水号。</w:t>
-      </w:r>
-    </w:p>
-    <w:p>
-      <w:pPr>
-        <w:spacing w:before="0" w:after="60" w:lineRule="auto" w:line="240"/>
-        <w:ind w:firstLine="0" w:left="0"/>
-        <w:jc w:val="both"/>
-      </w:pPr>
-      <w:r>
-        <w:rPr>
-          <w:rFonts w:ascii="宋体" w:hAnsi="宋体" w:eastAsia="宋体" w:cs="宋体"/>
-          <w:b w:val="0"/>
-          <w:i w:val="0"/>
-          <w:sz w:val="24"/>
-        </w:rPr>
-        <w:t>S1、S2 各占两个字符，其余大类代号占一个字符。部门代号占一个字符。一级编号因此为五个字符或六个字符。</w:t>
-      </w:r>
-    </w:p>
-    <w:p>
-      <w:pPr>
-        <w:spacing w:before="0" w:after="60" w:lineRule="auto" w:line="240"/>
-        <w:ind w:firstLine="0" w:left="0"/>
-        <w:jc w:val="both"/>
-      </w:pPr>
-      <w:r>
-        <w:rPr>
-          <w:rFonts w:ascii="宋体" w:hAnsi="宋体" w:eastAsia="宋体" w:cs="宋体"/>
-          <w:b w:val="0"/>
-          <w:i w:val="0"/>
-          <w:sz w:val="24"/>
-        </w:rPr>
-        <w:t>6.4.2  二级编号由主设备的一级编号、半角连字符“-”和两位附属装置序号依次连接组成。</w:t>
-      </w:r>
-    </w:p>
-    <w:p>
-      <w:pPr>
-        <w:spacing w:before="0" w:after="60" w:lineRule="auto" w:line="240"/>
-        <w:ind w:firstLine="0" w:left="0"/>
-        <w:jc w:val="both"/>
-      </w:pPr>
-      <w:r>
-        <w:rPr>
-          <w:rFonts w:ascii="宋体" w:hAnsi="宋体" w:eastAsia="宋体" w:cs="宋体"/>
-          <w:b w:val="0"/>
-          <w:i w:val="0"/>
-          <w:sz w:val="24"/>
-        </w:rPr>
-        <w:t>6.4.3  固定服务于一台主设备、并随该主设备一并管理的附属装置，使用二级编号。可以独立使用，或同时服务于多台主设备的辅助设备，使用大类 F 的一级编号。</w:t>
-      </w:r>
-    </w:p>
-    <w:p>
-      <w:pPr>
-        <w:spacing w:before="0" w:after="60" w:lineRule="auto" w:line="240"/>
-        <w:ind w:firstLine="0" w:left="0"/>
-        <w:jc w:val="both"/>
-      </w:pPr>
-      <w:r>
-        <w:rPr>
-          <w:rFonts w:ascii="宋体" w:hAnsi="宋体" w:eastAsia="宋体" w:cs="宋体"/>
-          <w:b w:val="0"/>
-          <w:i w:val="0"/>
-          <w:sz w:val="24"/>
-        </w:rPr>
-        <w:t>6.4.4  流水号在同一大类代号与同一部门代号的组合内从 001 起按发放顺序编制。附属装置序号在同一主设备下从 01 起按发放顺序编制。已配发的号码取消使用后，不再配发给其他设备；台账中可以保留空号。</w:t>
-      </w:r>
-    </w:p>
-    <w:p>
-      <w:pPr>
-        <w:spacing w:before="0" w:after="60" w:lineRule="auto" w:line="240"/>
-        <w:ind w:firstLine="0" w:left="0"/>
-        <w:jc w:val="both"/>
-      </w:pPr>
-      <w:r>
-        <w:rPr>
-          <w:rFonts w:ascii="宋体" w:hAnsi="宋体" w:eastAsia="宋体" w:cs="宋体"/>
-          <w:b w:val="0"/>
-          <w:i w:val="0"/>
-          <w:sz w:val="24"/>
-        </w:rPr>
-        <w:t>6.4.5  编号中的字母使用大写。台账、现场标识、记录和电子系统统一使用 S1、S2。</w:t>
-      </w:r>
-    </w:p>
-    <w:p>
-      <w:pPr>
-        <w:spacing w:before="120" w:after="80" w:lineRule="auto" w:line="240"/>
-        <w:ind w:firstLine="0" w:left="0"/>
-        <w:jc w:val="left"/>
-      </w:pPr>
-      <w:r>
-        <w:rPr>
-          <w:rFonts w:ascii="宋体" w:hAnsi="宋体" w:eastAsia="宋体" w:cs="宋体"/>
-          <w:b/>
-          <w:i w:val="0"/>
-          <w:sz w:val="24"/>
-        </w:rPr>
-        <w:t>6.5  代号</w:t>
-      </w:r>
-    </w:p>
-    <w:p>
-      <w:pPr>
-        <w:spacing w:before="0" w:after="60" w:lineRule="auto" w:line="240"/>
-        <w:ind w:firstLine="0" w:left="0"/>
-        <w:jc w:val="both"/>
-      </w:pPr>
-      <w:r>
-        <w:rPr>
-          <w:rFonts w:ascii="宋体" w:hAnsi="宋体" w:eastAsia="宋体" w:cs="宋体"/>
-          <w:b w:val="0"/>
-          <w:i w:val="0"/>
-          <w:sz w:val="24"/>
-        </w:rPr>
-        <w:t>6.5.1  设备大类代号按表3使用。</w:t>
+        <w:t>6.3.4  设备大类代号按表3使用。S1、S2 在编号中按表内写法书写。</w:t>
       </w:r>
     </w:p>
     <w:p>
@@ -3086,7 +2433,7 @@
                 <w:i w:val="0"/>
                 <w:sz w:val="21"/>
               </w:rPr>
-              <w:t>辅助设备（独立辅助设备）</w:t>
+              <w:t>辅助设备</w:t>
             </w:r>
           </w:p>
         </w:tc>
@@ -3211,7 +2558,7 @@
                 <w:i w:val="0"/>
                 <w:sz w:val="21"/>
               </w:rPr>
-              <w:t>办公及其他设备</w:t>
+              <w:t>办公及其它设备</w:t>
             </w:r>
           </w:p>
         </w:tc>
@@ -3290,7 +2637,7 @@
           <w:i w:val="0"/>
           <w:sz w:val="24"/>
         </w:rPr>
-        <w:t>6.5.2  部门代号按表4使用。</w:t>
+        <w:t>6.3.5  部门代号按表4使用。</w:t>
       </w:r>
     </w:p>
     <w:p>
@@ -3943,7 +3290,7 @@
                 <w:i w:val="0"/>
                 <w:sz w:val="21"/>
               </w:rPr>
-              <w:t>其他</w:t>
+              <w:t>其它</w:t>
             </w:r>
           </w:p>
         </w:tc>
@@ -3962,7 +3309,7 @@
           <w:i w:val="0"/>
           <w:sz w:val="24"/>
         </w:rPr>
-        <w:t>6.5.3  原料药车间的生产设备使用大类 S1，口服固体制剂车间的生产设备使用大类 S2。部门代号按设备实际所在车间或部门从表4选取。设备位于 301 车间或 302 车间时，部门代号为 B；位于 401 车间时，部门代号为 C。</w:t>
+        <w:t>6.3.6  流水号为三位阿拉伯数字，自 001 起按顺序编制。辅助设备或附属装置的序号为两位阿拉伯数字，自 01 起按顺序编制。</w:t>
       </w:r>
     </w:p>
     <w:p>
@@ -3978,7 +3325,7 @@
           <w:i w:val="0"/>
           <w:sz w:val="24"/>
         </w:rPr>
-        <w:t>6.5.4  部门代号 B 同时代表 301 车间和 302 车间。这两个车间在同一大类下共用一个流水号序列，按第6.4.4款连续配号。</w:t>
+        <w:t>6.3.7  301 车间和 302 车间的部门代号均为 B。同一设备大类下，这两个车间共用一个流水号序列，以保证完整编号唯一。</w:t>
       </w:r>
     </w:p>
     <w:p>
@@ -3994,7 +3341,7 @@
           <w:i w:val="0"/>
           <w:sz w:val="24"/>
         </w:rPr>
-        <w:t>6.5.5  大类代号 F 与部门代号 F 字母相同，按“大类在前、部门在后”识读。例如 FF001 表示物料部的一台独立辅助设备，其流水号为 001。</w:t>
+        <w:t>6.3.8  以 401 车间全自动胶囊填充机为例。该设备的大类为口服固体制剂车间生产设备，部门为 401 车间。假设流水号为 009，则编号为 S2C009。其中 S2 为设备大类，C 为部门代号，009 为流水号。</w:t>
       </w:r>
     </w:p>
     <w:p>
@@ -4010,295 +3357,7 @@
           <w:i w:val="0"/>
           <w:sz w:val="24"/>
         </w:rPr>
-        <w:t>6.5.6  大类 Q 表示办公及其他设备。部门代号 H 表示表4所列部门以外的部门。使用 H 时，设备台账应当写明实际部门名称。新增部门代号或大类代号前，先按 SMP-QA-000-030 修订本规程的代码表，再按新代号配号。</w:t>
-      </w:r>
-    </w:p>
-    <w:p>
-      <w:pPr>
-        <w:spacing w:before="0" w:after="60" w:lineRule="auto" w:line="240"/>
-        <w:ind w:firstLine="0" w:left="0"/>
-        <w:jc w:val="both"/>
-      </w:pPr>
-      <w:r>
-        <w:rPr>
-          <w:rFonts w:ascii="宋体" w:hAnsi="宋体" w:eastAsia="宋体" w:cs="宋体"/>
-          <w:b w:val="0"/>
-          <w:i w:val="0"/>
-          <w:sz w:val="24"/>
-        </w:rPr>
-        <w:t>6.5.7  空调净化系统、压缩空气系统等公用系统的大类代号，按该系统在台账中的归属选用 S1、S2 或其他已列代号。其管理类别按该系统的系统影响性评估结论登记为 A 类或 B 类。</w:t>
-      </w:r>
-    </w:p>
-    <w:p>
-      <w:pPr>
-        <w:spacing w:before="0" w:after="60" w:lineRule="auto" w:line="240"/>
-        <w:ind w:firstLine="0" w:left="0"/>
-        <w:jc w:val="both"/>
-      </w:pPr>
-      <w:r>
-        <w:rPr>
-          <w:rFonts w:ascii="宋体" w:hAnsi="宋体" w:eastAsia="宋体" w:cs="宋体"/>
-          <w:b w:val="0"/>
-          <w:i w:val="0"/>
-          <w:sz w:val="24"/>
-        </w:rPr>
-        <w:t>6.5.8  检测仪器使用大类 J，部门代号按其实际归属选取。质量控制部的检测仪器，部门代号为 E。</w:t>
-      </w:r>
-    </w:p>
-    <w:p>
-      <w:pPr>
-        <w:spacing w:before="120" w:after="80" w:lineRule="auto" w:line="240"/>
-        <w:ind w:firstLine="0" w:left="0"/>
-        <w:jc w:val="left"/>
-      </w:pPr>
-      <w:r>
-        <w:rPr>
-          <w:rFonts w:ascii="宋体" w:hAnsi="宋体" w:eastAsia="宋体" w:cs="宋体"/>
-          <w:b/>
-          <w:i w:val="0"/>
-          <w:sz w:val="24"/>
-        </w:rPr>
-        <w:t>6.6  编号的建立、使用、变更和注销</w:t>
-      </w:r>
-    </w:p>
-    <w:p>
-      <w:pPr>
-        <w:spacing w:before="0" w:after="60" w:lineRule="auto" w:line="240"/>
-        <w:ind w:firstLine="0" w:left="0"/>
-        <w:jc w:val="both"/>
-      </w:pPr>
-      <w:r>
-        <w:rPr>
-          <w:rFonts w:ascii="宋体" w:hAnsi="宋体" w:eastAsia="宋体" w:cs="宋体"/>
-          <w:b w:val="0"/>
-          <w:i w:val="0"/>
-          <w:sz w:val="24"/>
-        </w:rPr>
-        <w:t>6.6.1  设备归属部门在设备建账时，应当向设备工程部提供设备名称、型号、出厂编号、使用地点、建议的大类代号和部门代号，以及系统影响性评估结论或评估编号。附属装置同时提供主设备的现行编号。仪器所在部门只提供仪器名称、型号、出厂编号、安装地点和建议的大类代号、部门代号，不提供 A 类或 B 类结论。</w:t>
-      </w:r>
-    </w:p>
-    <w:p>
-      <w:pPr>
-        <w:spacing w:before="0" w:after="60" w:lineRule="auto" w:line="240"/>
-        <w:ind w:firstLine="0" w:left="0"/>
-        <w:jc w:val="both"/>
-      </w:pPr>
-      <w:r>
-        <w:rPr>
-          <w:rFonts w:ascii="宋体" w:hAnsi="宋体" w:eastAsia="宋体" w:cs="宋体"/>
-          <w:b w:val="0"/>
-          <w:i w:val="0"/>
-          <w:sz w:val="24"/>
-        </w:rPr>
-        <w:t>6.6.2  设备工程部应当核对代号和已发放的流水号，并将编号写入设备台账。编号自写入台账之日起启用。</w:t>
-      </w:r>
-    </w:p>
-    <w:p>
-      <w:pPr>
-        <w:spacing w:before="0" w:after="60" w:lineRule="auto" w:line="240"/>
-        <w:ind w:firstLine="0" w:left="0"/>
-        <w:jc w:val="both"/>
-      </w:pPr>
-      <w:r>
-        <w:rPr>
-          <w:rFonts w:ascii="宋体" w:hAnsi="宋体" w:eastAsia="宋体" w:cs="宋体"/>
-          <w:b w:val="0"/>
-          <w:i w:val="0"/>
-          <w:sz w:val="24"/>
-        </w:rPr>
-        <w:t>6.6.3  设备的现场标识、使用日志、维护维修记录和确认记录应当使用该设备的现行编号。仪器的现场编号使用本规程配发的编号。仪器的使用、校准和维护记录执行其适用规程，并引用同一编号。</w:t>
-      </w:r>
-    </w:p>
-    <w:p>
-      <w:pPr>
-        <w:spacing w:before="0" w:after="60" w:lineRule="auto" w:line="240"/>
-        <w:ind w:firstLine="0" w:left="0"/>
-        <w:jc w:val="both"/>
-      </w:pPr>
-      <w:r>
-        <w:rPr>
-          <w:rFonts w:ascii="宋体" w:hAnsi="宋体" w:eastAsia="宋体" w:cs="宋体"/>
-          <w:b w:val="0"/>
-          <w:i w:val="0"/>
-          <w:sz w:val="24"/>
-        </w:rPr>
-        <w:t>6.6.4  大类代号、部门代号或主从关系发生变化，因而需要改变编号时，按 SMP-QA-000-030 办理。变更批准后，设备工程部配发新编号。设备台账保留原编号、新编号、变更原因和生效日期。变更前已经形成的记录保持原编号。</w:t>
-      </w:r>
-    </w:p>
-    <w:p>
-      <w:pPr>
-        <w:spacing w:before="0" w:after="60" w:lineRule="auto" w:line="240"/>
-        <w:ind w:firstLine="0" w:left="0"/>
-        <w:jc w:val="both"/>
-      </w:pPr>
-      <w:r>
-        <w:rPr>
-          <w:rFonts w:ascii="宋体" w:hAnsi="宋体" w:eastAsia="宋体" w:cs="宋体"/>
-          <w:b w:val="0"/>
-          <w:i w:val="0"/>
-          <w:sz w:val="24"/>
-        </w:rPr>
-        <w:t>6.6.5  安装地点发生变化，而大类代号、部门代号和主从关系保持不变时，继续使用原编号，并在设备台账中更新安装地点。301 车间与 302 车间之间调动设备时，部门代号仍为 B，编号不变。</w:t>
-      </w:r>
-    </w:p>
-    <w:p>
-      <w:pPr>
-        <w:spacing w:before="0" w:after="60" w:lineRule="auto" w:line="240"/>
-        <w:ind w:firstLine="0" w:left="0"/>
-        <w:jc w:val="both"/>
-      </w:pPr>
-      <w:r>
-        <w:rPr>
-          <w:rFonts w:ascii="宋体" w:hAnsi="宋体" w:eastAsia="宋体" w:cs="宋体"/>
-          <w:b w:val="0"/>
-          <w:i w:val="0"/>
-          <w:sz w:val="24"/>
-        </w:rPr>
-        <w:t>6.6.6  设备或仪器报废、调出或不再纳入本公司管理时，设备工程部在台账中注销其在用状态，并按第6.1.3款冻结编号。</w:t>
-      </w:r>
-    </w:p>
-    <w:p>
-      <w:pPr>
-        <w:spacing w:before="0" w:after="60" w:lineRule="auto" w:line="240"/>
-        <w:ind w:firstLine="0" w:left="0"/>
-        <w:jc w:val="both"/>
-      </w:pPr>
-      <w:r>
-        <w:rPr>
-          <w:rFonts w:ascii="宋体" w:hAnsi="宋体" w:eastAsia="宋体" w:cs="宋体"/>
-          <w:b w:val="0"/>
-          <w:i w:val="0"/>
-          <w:sz w:val="24"/>
-        </w:rPr>
-        <w:t>6.6.7  本规程生效前已经发放、并且仍在使用的编号继续有效。发现历史编号与第6.4款或第6.5.4款不一致时，设备工程部在台账中登记差异；需要改号时按第6.6.4款办理。改号批准前继续使用原编号。历史编号使用下标 S₁、S₂ 的，在更换现场标识或整理台账时统一写为 S1、S2，并在台账中保留两种写法的对应关系。这种统一写法不视为重新编号，不冻结原编号。</w:t>
-      </w:r>
-    </w:p>
-    <w:p>
-      <w:pPr>
-        <w:spacing w:before="120" w:after="80" w:lineRule="auto" w:line="240"/>
-        <w:ind w:firstLine="0" w:left="0"/>
-        <w:jc w:val="left"/>
-      </w:pPr>
-      <w:r>
-        <w:rPr>
-          <w:rFonts w:ascii="宋体" w:hAnsi="宋体" w:eastAsia="宋体" w:cs="宋体"/>
-          <w:b/>
-          <w:i w:val="0"/>
-          <w:sz w:val="24"/>
-        </w:rPr>
-        <w:t>6.7  设备台账</w:t>
-      </w:r>
-    </w:p>
-    <w:p>
-      <w:pPr>
-        <w:spacing w:before="0" w:after="60" w:lineRule="auto" w:line="240"/>
-        <w:ind w:firstLine="0" w:left="0"/>
-        <w:jc w:val="both"/>
-      </w:pPr>
-      <w:r>
-        <w:rPr>
-          <w:rFonts w:ascii="宋体" w:hAnsi="宋体" w:eastAsia="宋体" w:cs="宋体"/>
-          <w:b w:val="0"/>
-          <w:i w:val="0"/>
-          <w:sz w:val="24"/>
-        </w:rPr>
-        <w:t>6.7.1  设备工程部在设备台账中登记设备的现行编号，并使设备条目至少能够追溯下列信息：曾用编号、设备名称、型号、出厂编号、归属部门、安装地点、大类代号、管理类别、系统影响性评估编号、主设备编号（仅附属装置填写）、状态和启用日期。</w:t>
-      </w:r>
-    </w:p>
-    <w:p>
-      <w:pPr>
-        <w:spacing w:before="0" w:after="60" w:lineRule="auto" w:line="240"/>
-        <w:ind w:firstLine="0" w:left="0"/>
-        <w:jc w:val="both"/>
-      </w:pPr>
-      <w:r>
-        <w:rPr>
-          <w:rFonts w:ascii="宋体" w:hAnsi="宋体" w:eastAsia="宋体" w:cs="宋体"/>
-          <w:b w:val="0"/>
-          <w:i w:val="0"/>
-          <w:sz w:val="24"/>
-        </w:rPr>
-        <w:t>6.7.2  仪器与设备使用同一套编号体系，并登记在同一设备台账中。仪器条目登记编号、名称、型号、出厂编号、所在部门、安装地点、大类代号、状态和启用日期。仪器条目不按本规程填写管理类别和系统影响性评估编号。仪器所在部门可以另维护仪器清单，清单中的编号与设备台账一致。</w:t>
-      </w:r>
-    </w:p>
-    <w:p>
-      <w:pPr>
-        <w:spacing w:before="120" w:after="80" w:lineRule="auto" w:line="240"/>
-        <w:ind w:firstLine="0" w:left="0"/>
-        <w:jc w:val="left"/>
-      </w:pPr>
-      <w:r>
-        <w:rPr>
-          <w:rFonts w:ascii="宋体" w:hAnsi="宋体" w:eastAsia="宋体" w:cs="宋体"/>
-          <w:b/>
-          <w:i w:val="0"/>
-          <w:sz w:val="24"/>
-        </w:rPr>
-        <w:t>6.8  编号示例</w:t>
-      </w:r>
-    </w:p>
-    <w:p>
-      <w:pPr>
-        <w:spacing w:before="0" w:after="60" w:lineRule="auto" w:line="240"/>
-        <w:ind w:firstLine="0" w:left="0"/>
-        <w:jc w:val="both"/>
-      </w:pPr>
-      <w:r>
-        <w:rPr>
-          <w:rFonts w:ascii="宋体" w:hAnsi="宋体" w:eastAsia="宋体" w:cs="宋体"/>
-          <w:b w:val="0"/>
-          <w:i w:val="0"/>
-          <w:sz w:val="24"/>
-        </w:rPr>
-        <w:t>6.8.1  下列流水号用于演示编号方法，不代表相应设备必须使用该号码。</w:t>
-      </w:r>
-    </w:p>
-    <w:p>
-      <w:pPr>
-        <w:spacing w:before="0" w:after="60" w:lineRule="auto" w:line="240"/>
-        <w:ind w:firstLine="0" w:left="0"/>
-        <w:jc w:val="both"/>
-      </w:pPr>
-      <w:r>
-        <w:rPr>
-          <w:rFonts w:ascii="宋体" w:hAnsi="宋体" w:eastAsia="宋体" w:cs="宋体"/>
-          <w:b w:val="0"/>
-          <w:i w:val="0"/>
-          <w:sz w:val="24"/>
-        </w:rPr>
-        <w:t>6.8.2  401 车间的一台全自动胶囊填充机，属于口服固体制剂车间生产设备。假设流水号为 009，则一级编号为 S2C009。其中 S2 为口服固体制剂车间生产设备，C 为 401 车间，009 为流水号。</w:t>
-      </w:r>
-    </w:p>
-    <w:p>
-      <w:pPr>
-        <w:spacing w:before="0" w:after="60" w:lineRule="auto" w:line="240"/>
-        <w:ind w:firstLine="0" w:left="0"/>
-        <w:jc w:val="both"/>
-      </w:pPr>
-      <w:r>
-        <w:rPr>
-          <w:rFonts w:ascii="宋体" w:hAnsi="宋体" w:eastAsia="宋体" w:cs="宋体"/>
-          <w:b w:val="0"/>
-          <w:i w:val="0"/>
-          <w:sz w:val="24"/>
-        </w:rPr>
-        <w:t>6.8.3  401 车间的一台压片机，假设一级编号为 S2C080。固定服务于该压片机的第 1 台吸尘器属于附属装置，二级编号为 S2C080-01。该吸尘器不再另编大类 F 的一级编号。</w:t>
-      </w:r>
-    </w:p>
-    <w:p>
-      <w:pPr>
-        <w:spacing w:before="0" w:after="60" w:lineRule="auto" w:line="240"/>
-        <w:ind w:firstLine="0" w:left="0"/>
-        <w:jc w:val="both"/>
-      </w:pPr>
-      <w:r>
-        <w:rPr>
-          <w:rFonts w:ascii="宋体" w:hAnsi="宋体" w:eastAsia="宋体" w:cs="宋体"/>
-          <w:b w:val="0"/>
-          <w:i w:val="0"/>
-          <w:sz w:val="24"/>
-        </w:rPr>
-        <w:t>6.8.4  质量控制部的一台检测仪器，假设流水号为 001。其编号为 JE001。其中 J 为检测仪器，E 为质量控制部，001 为流水号。该仪器只取得编号，不登记 A 类或 B 类。</w:t>
+        <w:t>6.3.9  以 401 车间压片机的辅助设备吸尘器为例。假设压片机编号为 S2C080，该吸尘器是其第 1 台辅助设备并需要编制二级编号，则该吸尘器的编号为 S2C080-01。</w:t>
       </w:r>
     </w:p>
     <w:p>
@@ -4314,7 +3373,7 @@
           <w:i w:val="0"/>
           <w:sz w:val="21"/>
         </w:rPr>
-        <w:t>表5  示例编号的组成</w:t>
+        <w:t>表5  示例编号的读法</w:t>
       </w:r>
     </w:p>
     <w:tbl>
@@ -4339,7 +3398,7 @@
         </w:trPr>
         <w:tc>
           <w:tcPr>
-            <w:tcW w:type="dxa" w:w="2494"/>
+            <w:tcW w:type="dxa" w:w="2608"/>
             <w:tcBorders>
               <w:top w:val="single" w:sz="4" w:space="0" w:color="000000"/>
               <w:left w:val="single" w:sz="4" w:space="0" w:color="000000"/>
@@ -4363,13 +3422,13 @@
                 <w:i w:val="0"/>
                 <w:sz w:val="21"/>
               </w:rPr>
-              <w:t>设备</w:t>
+              <w:t>示例</w:t>
             </w:r>
           </w:p>
         </w:tc>
         <w:tc>
           <w:tcPr>
-            <w:tcW w:type="dxa" w:w="1304"/>
+            <w:tcW w:type="dxa" w:w="1247"/>
             <w:tcBorders>
               <w:top w:val="single" w:sz="4" w:space="0" w:color="000000"/>
               <w:left w:val="single" w:sz="4" w:space="0" w:color="000000"/>
@@ -4399,7 +3458,7 @@
         </w:tc>
         <w:tc>
           <w:tcPr>
-            <w:tcW w:type="dxa" w:w="1417"/>
+            <w:tcW w:type="dxa" w:w="1360"/>
             <w:tcBorders>
               <w:top w:val="single" w:sz="4" w:space="0" w:color="000000"/>
               <w:left w:val="single" w:sz="4" w:space="0" w:color="000000"/>
@@ -4429,7 +3488,7 @@
         </w:tc>
         <w:tc>
           <w:tcPr>
-            <w:tcW w:type="dxa" w:w="1360"/>
+            <w:tcW w:type="dxa" w:w="1247"/>
             <w:tcBorders>
               <w:top w:val="single" w:sz="4" w:space="0" w:color="000000"/>
               <w:left w:val="single" w:sz="4" w:space="0" w:color="000000"/>
@@ -4459,7 +3518,7 @@
         </w:tc>
         <w:tc>
           <w:tcPr>
-            <w:tcW w:type="dxa" w:w="1134"/>
+            <w:tcW w:type="dxa" w:w="1247"/>
             <w:tcBorders>
               <w:top w:val="single" w:sz="4" w:space="0" w:color="000000"/>
               <w:left w:val="single" w:sz="4" w:space="0" w:color="000000"/>
@@ -4483,7 +3542,7 @@
                 <w:i w:val="0"/>
                 <w:sz w:val="21"/>
               </w:rPr>
-              <w:t>附属序号</w:t>
+              <w:t>辅助序号</w:t>
             </w:r>
           </w:p>
         </w:tc>
@@ -4524,7 +3583,7 @@
         </w:trPr>
         <w:tc>
           <w:tcPr>
-            <w:tcW w:type="dxa" w:w="2494"/>
+            <w:tcW w:type="dxa" w:w="2608"/>
             <w:tcBorders>
               <w:top w:val="single" w:sz="4" w:space="0" w:color="000000"/>
               <w:left w:val="single" w:sz="4" w:space="0" w:color="000000"/>
@@ -4554,7 +3613,7 @@
         </w:tc>
         <w:tc>
           <w:tcPr>
-            <w:tcW w:type="dxa" w:w="1304"/>
+            <w:tcW w:type="dxa" w:w="1247"/>
             <w:tcBorders>
               <w:top w:val="single" w:sz="4" w:space="0" w:color="000000"/>
               <w:left w:val="single" w:sz="4" w:space="0" w:color="000000"/>
@@ -4584,7 +3643,7 @@
         </w:tc>
         <w:tc>
           <w:tcPr>
-            <w:tcW w:type="dxa" w:w="1417"/>
+            <w:tcW w:type="dxa" w:w="1360"/>
             <w:tcBorders>
               <w:top w:val="single" w:sz="4" w:space="0" w:color="000000"/>
               <w:left w:val="single" w:sz="4" w:space="0" w:color="000000"/>
@@ -4614,7 +3673,7 @@
         </w:tc>
         <w:tc>
           <w:tcPr>
-            <w:tcW w:type="dxa" w:w="1360"/>
+            <w:tcW w:type="dxa" w:w="1247"/>
             <w:tcBorders>
               <w:top w:val="single" w:sz="4" w:space="0" w:color="000000"/>
               <w:left w:val="single" w:sz="4" w:space="0" w:color="000000"/>
@@ -4644,7 +3703,7 @@
         </w:tc>
         <w:tc>
           <w:tcPr>
-            <w:tcW w:type="dxa" w:w="1134"/>
+            <w:tcW w:type="dxa" w:w="1247"/>
             <w:tcBorders>
               <w:top w:val="single" w:sz="4" w:space="0" w:color="000000"/>
               <w:left w:val="single" w:sz="4" w:space="0" w:color="000000"/>
@@ -4709,7 +3768,7 @@
         </w:trPr>
         <w:tc>
           <w:tcPr>
-            <w:tcW w:type="dxa" w:w="2494"/>
+            <w:tcW w:type="dxa" w:w="2608"/>
             <w:tcBorders>
               <w:top w:val="single" w:sz="4" w:space="0" w:color="000000"/>
               <w:left w:val="single" w:sz="4" w:space="0" w:color="000000"/>
@@ -4733,13 +3792,13 @@
                 <w:i w:val="0"/>
                 <w:sz w:val="21"/>
               </w:rPr>
-              <w:t>上述压片机</w:t>
+              <w:t>401车间压片机（假设）</w:t>
             </w:r>
           </w:p>
         </w:tc>
         <w:tc>
           <w:tcPr>
-            <w:tcW w:type="dxa" w:w="1304"/>
+            <w:tcW w:type="dxa" w:w="1247"/>
             <w:tcBorders>
               <w:top w:val="single" w:sz="4" w:space="0" w:color="000000"/>
               <w:left w:val="single" w:sz="4" w:space="0" w:color="000000"/>
@@ -4769,7 +3828,7 @@
         </w:tc>
         <w:tc>
           <w:tcPr>
-            <w:tcW w:type="dxa" w:w="1417"/>
+            <w:tcW w:type="dxa" w:w="1360"/>
             <w:tcBorders>
               <w:top w:val="single" w:sz="4" w:space="0" w:color="000000"/>
               <w:left w:val="single" w:sz="4" w:space="0" w:color="000000"/>
@@ -4799,7 +3858,7 @@
         </w:tc>
         <w:tc>
           <w:tcPr>
-            <w:tcW w:type="dxa" w:w="1360"/>
+            <w:tcW w:type="dxa" w:w="1247"/>
             <w:tcBorders>
               <w:top w:val="single" w:sz="4" w:space="0" w:color="000000"/>
               <w:left w:val="single" w:sz="4" w:space="0" w:color="000000"/>
@@ -4829,7 +3888,7 @@
         </w:tc>
         <w:tc>
           <w:tcPr>
-            <w:tcW w:type="dxa" w:w="1134"/>
+            <w:tcW w:type="dxa" w:w="1247"/>
             <w:tcBorders>
               <w:top w:val="single" w:sz="4" w:space="0" w:color="000000"/>
               <w:left w:val="single" w:sz="4" w:space="0" w:color="000000"/>
@@ -4894,7 +3953,7 @@
         </w:trPr>
         <w:tc>
           <w:tcPr>
-            <w:tcW w:type="dxa" w:w="2494"/>
+            <w:tcW w:type="dxa" w:w="2608"/>
             <w:tcBorders>
               <w:top w:val="single" w:sz="4" w:space="0" w:color="000000"/>
               <w:left w:val="single" w:sz="4" w:space="0" w:color="000000"/>
@@ -4918,13 +3977,13 @@
                 <w:i w:val="0"/>
                 <w:sz w:val="21"/>
               </w:rPr>
-              <w:t>该压片机第1台专用吸尘器</w:t>
+              <w:t>该压片机的第1台吸尘器</w:t>
             </w:r>
           </w:p>
         </w:tc>
         <w:tc>
           <w:tcPr>
-            <w:tcW w:type="dxa" w:w="1304"/>
+            <w:tcW w:type="dxa" w:w="1247"/>
             <w:tcBorders>
               <w:top w:val="single" w:sz="4" w:space="0" w:color="000000"/>
               <w:left w:val="single" w:sz="4" w:space="0" w:color="000000"/>
@@ -4948,37 +4007,7 @@
                 <w:i w:val="0"/>
                 <w:sz w:val="21"/>
               </w:rPr>
-              <w:t>同主设备</w:t>
-            </w:r>
-          </w:p>
-        </w:tc>
-        <w:tc>
-          <w:tcPr>
-            <w:tcW w:type="dxa" w:w="1417"/>
-            <w:tcBorders>
-              <w:top w:val="single" w:sz="4" w:space="0" w:color="000000"/>
-              <w:left w:val="single" w:sz="4" w:space="0" w:color="000000"/>
-              <w:bottom w:val="single" w:sz="4" w:space="0" w:color="000000"/>
-              <w:right w:val="single" w:sz="4" w:space="0" w:color="000000"/>
-            </w:tcBorders>
-            <w:shd w:val="clear" w:color="auto" w:fill="FFFFFF"/>
-            <w:vAlign w:val="center"/>
-          </w:tcPr>
-          <w:p>
-            <w:pPr>
-              <w:spacing w:before="20" w:after="20" w:lineRule="auto" w:line="216"/>
-              <w:ind w:firstLine="0" w:left="0"/>
-              <w:jc w:val="left"/>
-            </w:pPr>
-            <w:r/>
-            <w:r>
-              <w:rPr>
-                <w:rFonts w:ascii="宋体" w:hAnsi="宋体" w:eastAsia="宋体" w:cs="宋体"/>
-                <w:b w:val="0"/>
-                <w:i w:val="0"/>
-                <w:sz w:val="21"/>
-              </w:rPr>
-              <w:t>同主设备</w:t>
+              <w:t>沿用压片机</w:t>
             </w:r>
           </w:p>
         </w:tc>
@@ -5008,13 +4037,43 @@
                 <w:i w:val="0"/>
                 <w:sz w:val="21"/>
               </w:rPr>
-              <w:t>同主设备</w:t>
+              <w:t>沿用压片机</w:t>
             </w:r>
           </w:p>
         </w:tc>
         <w:tc>
           <w:tcPr>
-            <w:tcW w:type="dxa" w:w="1134"/>
+            <w:tcW w:type="dxa" w:w="1247"/>
+            <w:tcBorders>
+              <w:top w:val="single" w:sz="4" w:space="0" w:color="000000"/>
+              <w:left w:val="single" w:sz="4" w:space="0" w:color="000000"/>
+              <w:bottom w:val="single" w:sz="4" w:space="0" w:color="000000"/>
+              <w:right w:val="single" w:sz="4" w:space="0" w:color="000000"/>
+            </w:tcBorders>
+            <w:shd w:val="clear" w:color="auto" w:fill="FFFFFF"/>
+            <w:vAlign w:val="center"/>
+          </w:tcPr>
+          <w:p>
+            <w:pPr>
+              <w:spacing w:before="20" w:after="20" w:lineRule="auto" w:line="216"/>
+              <w:ind w:firstLine="0" w:left="0"/>
+              <w:jc w:val="left"/>
+            </w:pPr>
+            <w:r/>
+            <w:r>
+              <w:rPr>
+                <w:rFonts w:ascii="宋体" w:hAnsi="宋体" w:eastAsia="宋体" w:cs="宋体"/>
+                <w:b w:val="0"/>
+                <w:i w:val="0"/>
+                <w:sz w:val="21"/>
+              </w:rPr>
+              <w:t>沿用压片机</w:t>
+            </w:r>
+          </w:p>
+        </w:tc>
+        <w:tc>
+          <w:tcPr>
+            <w:tcW w:type="dxa" w:w="1247"/>
             <w:tcBorders>
               <w:top w:val="single" w:sz="4" w:space="0" w:color="000000"/>
               <w:left w:val="single" w:sz="4" w:space="0" w:color="000000"/>
@@ -5103,71 +4162,7 @@
           <w:i w:val="0"/>
           <w:sz w:val="24"/>
         </w:rPr>
-        <w:t>7.1  确定设备管理类别时，以该设备的系统影响性评估结论为准，并以表2帮助理解 A 类、B 类所对应的结论。仪器不按表2分类。</w:t>
-      </w:r>
-    </w:p>
-    <w:p>
-      <w:pPr>
-        <w:spacing w:before="0" w:after="60" w:lineRule="auto" w:line="240"/>
-        <w:ind w:firstLine="0" w:left="0"/>
-        <w:jc w:val="both"/>
-      </w:pPr>
-      <w:r>
-        <w:rPr>
-          <w:rFonts w:ascii="宋体" w:hAnsi="宋体" w:eastAsia="宋体" w:cs="宋体"/>
-          <w:b w:val="0"/>
-          <w:i w:val="0"/>
-          <w:sz w:val="24"/>
-        </w:rPr>
-        <w:t>7.2  配号时按大类代号、部门代号、流水号的顺序连接。301 车间和 302 车间在同一大类下继续使用该序列尚未占用的下一流水号。</w:t>
-      </w:r>
-    </w:p>
-    <w:p>
-      <w:pPr>
-        <w:spacing w:before="0" w:after="60" w:lineRule="auto" w:line="240"/>
-        <w:ind w:firstLine="0" w:left="0"/>
-        <w:jc w:val="both"/>
-      </w:pPr>
-      <w:r>
-        <w:rPr>
-          <w:rFonts w:ascii="宋体" w:hAnsi="宋体" w:eastAsia="宋体" w:cs="宋体"/>
-          <w:b w:val="0"/>
-          <w:i w:val="0"/>
-          <w:sz w:val="24"/>
-        </w:rPr>
-        <w:t>7.3  附属装置的现场标识、使用日志和维修记录使用完整二级编号。该装置改为独立辅助设备时，按第6.6.4款配发新的一级编号，并冻结原二级编号。</w:t>
-      </w:r>
-    </w:p>
-    <w:p>
-      <w:pPr>
-        <w:spacing w:before="0" w:after="60" w:lineRule="auto" w:line="240"/>
-        <w:ind w:firstLine="0" w:left="0"/>
-        <w:jc w:val="both"/>
-      </w:pPr>
-      <w:r>
-        <w:rPr>
-          <w:rFonts w:ascii="宋体" w:hAnsi="宋体" w:eastAsia="宋体" w:cs="宋体"/>
-          <w:b w:val="0"/>
-          <w:i w:val="0"/>
-          <w:sz w:val="24"/>
-        </w:rPr>
-        <w:t>7.4  发现现场编号与设备台账不一致时，使用部门通知设备工程部。核对完成前，不把该不一致编号上的使用记录、维修记录或确认状态转移到另一台设备。设备工程部核对后更正现场标识或台账。已经形成的历史记录保持原样，并在台账中说明差异。</w:t>
-      </w:r>
-    </w:p>
-    <w:p>
-      <w:pPr>
-        <w:spacing w:before="0" w:after="60" w:lineRule="auto" w:line="240"/>
-        <w:ind w:firstLine="0" w:left="0"/>
-        <w:jc w:val="both"/>
-      </w:pPr>
-      <w:r>
-        <w:rPr>
-          <w:rFonts w:ascii="宋体" w:hAnsi="宋体" w:eastAsia="宋体" w:cs="宋体"/>
-          <w:b w:val="0"/>
-          <w:i w:val="0"/>
-          <w:sz w:val="24"/>
-        </w:rPr>
-        <w:t>7.5  仪器只执行本规程的编号。质量控制部仪器的分类、校准和检验使用管理执行 SMP-QC-000-021。其他仪器的分类、校准、使用和维护执行其适用规程。</w:t>
+        <w:t>无</w:t>
       </w:r>
     </w:p>
     <w:p>
@@ -5199,23 +4194,7 @@
           <w:i w:val="0"/>
           <w:sz w:val="24"/>
         </w:rPr>
-        <w:t>8.1  设备分类和编号活动不另行设置环境、职业健康或安全限度。</w:t>
-      </w:r>
-    </w:p>
-    <w:p>
-      <w:pPr>
-        <w:spacing w:before="0" w:after="60" w:lineRule="auto" w:line="240"/>
-        <w:ind w:firstLine="0" w:left="0"/>
-        <w:jc w:val="both"/>
-      </w:pPr>
-      <w:r>
-        <w:rPr>
-          <w:rFonts w:ascii="宋体" w:hAnsi="宋体" w:eastAsia="宋体" w:cs="宋体"/>
-          <w:b w:val="0"/>
-          <w:i w:val="0"/>
-          <w:sz w:val="24"/>
-        </w:rPr>
-        <w:t>8.2  设备安装、清洁、维修和公用系统操作中的职业安全与能源隔离，执行相应安全操作规程，以及 SMP-EQ-100-003、SMP-EQ-100-004。</w:t>
+        <w:t>无</w:t>
       </w:r>
     </w:p>
     <w:p>
@@ -5236,14 +4215,14 @@
     </w:p>
     <w:p>
       <w:pPr>
-        <w:spacing w:before="120" w:after="80" w:lineRule="auto" w:line="240"/>
+        <w:spacing w:before="0" w:after="60" w:lineRule="auto" w:line="240"/>
         <w:ind w:firstLine="0" w:left="0"/>
-        <w:jc w:val="left"/>
+        <w:jc w:val="both"/>
       </w:pPr>
       <w:r>
         <w:rPr>
           <w:rFonts w:ascii="宋体" w:hAnsi="宋体" w:eastAsia="宋体" w:cs="宋体"/>
-          <w:b/>
+          <w:b w:val="0"/>
           <w:i w:val="0"/>
           <w:sz w:val="24"/>
         </w:rPr>
@@ -5263,12 +4242,12 @@
           <w:i w:val="0"/>
           <w:sz w:val="24"/>
         </w:rPr>
-        <w:t>9.1.1  本规程使用公司现有设备台账，不另建台账表单。台账信息满足第6.7.1款。</w:t>
+        <w:t>无</w:t>
       </w:r>
     </w:p>
     <w:p>
       <w:pPr>
-        <w:spacing w:before="0" w:after="60" w:lineRule="auto" w:line="240"/>
+        <w:spacing w:before="80" w:after="60" w:lineRule="auto" w:line="240"/>
         <w:ind w:firstLine="0" w:left="0"/>
         <w:jc w:val="both"/>
       </w:pPr>
@@ -5276,22 +4255,6 @@
         <w:rPr>
           <w:rFonts w:ascii="宋体" w:hAnsi="宋体" w:eastAsia="宋体" w:cs="宋体"/>
           <w:b w:val="0"/>
-          <w:i w:val="0"/>
-          <w:sz w:val="24"/>
-        </w:rPr>
-        <w:t>9.1.2  A 类设备负责人交接记录纳入设备档案。公司已有交接单的，使用该交接单。尚未指定表单的，由文件管理部门指定记录表后实施第6.3.7款的交接记录。</w:t>
-      </w:r>
-    </w:p>
-    <w:p>
-      <w:pPr>
-        <w:spacing w:before="120" w:after="80" w:lineRule="auto" w:line="240"/>
-        <w:ind w:firstLine="0" w:left="0"/>
-        <w:jc w:val="left"/>
-      </w:pPr>
-      <w:r>
-        <w:rPr>
-          <w:rFonts w:ascii="宋体" w:hAnsi="宋体" w:eastAsia="宋体" w:cs="宋体"/>
-          <w:b/>
           <w:i w:val="0"/>
           <w:sz w:val="24"/>
         </w:rPr>
@@ -5311,23 +4274,7 @@
           <w:i w:val="0"/>
           <w:sz w:val="24"/>
         </w:rPr>
-        <w:t>9.2.1  设备台账采用电子系统时，该系统即本规程的设备台账。系统保证现行编号唯一，并保留管理类别变更、重新编号和注销的痕迹。本规程不另建电子记录模板。</w:t>
-      </w:r>
-    </w:p>
-    <w:p>
-      <w:pPr>
-        <w:spacing w:before="0" w:after="60" w:lineRule="auto" w:line="240"/>
-        <w:ind w:firstLine="0" w:left="0"/>
-        <w:jc w:val="both"/>
-      </w:pPr>
-      <w:r>
-        <w:rPr>
-          <w:rFonts w:ascii="宋体" w:hAnsi="宋体" w:eastAsia="宋体" w:cs="宋体"/>
-          <w:b w:val="0"/>
-          <w:i w:val="0"/>
-          <w:sz w:val="24"/>
-        </w:rPr>
-        <w:t>9.2.2  设备的使用日志、维护维修记录、确认记录、培训记录和变更记录，分别按各自的受控规程保存，其中的设备编号与设备台账的现行编号一致。仪器的使用、校准和维护记录按其适用规程保存，并引用本规程配发的编号。变更前的记录保留当时的编号。</w:t>
+        <w:t>无</w:t>
       </w:r>
     </w:p>
     <w:sectPr>

--- a/生产设备与仪器分类、编号管理规程.docx
+++ b/生产设备与仪器分类、编号管理规程.docx
@@ -547,7 +547,7 @@
           <w:i w:val="0"/>
           <w:sz w:val="24"/>
         </w:rPr>
-        <w:t>1.1  本规程规定生产设备的分类原则和程序，以及设备、仪器的编号原则和程序，使公司设备、仪器具有统一、唯一的编号，便于识别、使用、维护和管理。</w:t>
+        <w:t>1.1  本规程规定生产设备的分类及分类后的管理要求，以及设备、仪器的唯一编号规则，使设备、仪器能够识别和追溯，并使其使用、清洁、维护、维修和确认处于受控状态。</w:t>
       </w:r>
     </w:p>
     <w:p>
@@ -579,7 +579,7 @@
           <w:i w:val="0"/>
           <w:sz w:val="24"/>
         </w:rPr>
-        <w:t>2.1  本规程适用于生产设备的分类，以及设备、仪器的编号。</w:t>
+        <w:t>2.1  本规程适用于生产设备的分类、分类后的管理和编号，以及仪器的编号。</w:t>
       </w:r>
     </w:p>
     <w:p>
@@ -595,7 +595,23 @@
           <w:i w:val="0"/>
           <w:sz w:val="24"/>
         </w:rPr>
-        <w:t>2.2  本规程对质量控制部只适用于仪器编号。质量控制部仪器的分类执行 SMP-QC-000-021《检验仪器管理规程》。</w:t>
+        <w:t>2.2  本规程对质量控制部只适用于仪器编号。质量控制部仪器的分类、校准和检验使用管理执行 SMP-QC-000-021《检验仪器管理规程》。</w:t>
+      </w:r>
+    </w:p>
+    <w:p>
+      <w:pPr>
+        <w:spacing w:before="0" w:after="60" w:lineRule="auto" w:line="240"/>
+        <w:ind w:firstLine="0" w:left="0"/>
+        <w:jc w:val="both"/>
+      </w:pPr>
+      <w:r>
+        <w:rPr>
+          <w:rFonts w:ascii="宋体" w:hAnsi="宋体" w:eastAsia="宋体" w:cs="宋体"/>
+          <w:b w:val="0"/>
+          <w:i w:val="0"/>
+          <w:sz w:val="24"/>
+        </w:rPr>
+        <w:t>2.3  生产设备的系统影响性评估和组件关键性评估执行 SMP-QA-000-037《系统影响性评估及组件关键性评估管理规程》。本规程只将系统影响性评估结论对应为 A 类或 B 类，不另设组件分级。</w:t>
       </w:r>
     </w:p>
     <w:p>
@@ -627,7 +643,7 @@
           <w:i w:val="0"/>
           <w:sz w:val="24"/>
         </w:rPr>
-        <w:t>3.1  设备工程部负责人和 QA 负责监督本规程的实施。</w:t>
+        <w:t>3.1  设备工程部负责人和 QA 负责监督本规程的实施。发现设备类别与评估结论不一致、编号重复，或现场标识与设备台账不一致时，应当督促责任部门纠正。</w:t>
       </w:r>
     </w:p>
     <w:p>
@@ -643,7 +659,39 @@
           <w:i w:val="0"/>
           <w:sz w:val="24"/>
         </w:rPr>
-        <w:t>3.2  设备工程部及相关人员负责执行本规程。设备归属部门按第6.2款组织本部门设备规程的起草、修订、审核和培训，并指定 A 类设备负责人、完成交接。</w:t>
+        <w:t>3.2  设备工程部及相关人员负责执行本规程，维护设备台账，并保证纳入台账的设备、仪器编号唯一。</w:t>
+      </w:r>
+    </w:p>
+    <w:p>
+      <w:pPr>
+        <w:spacing w:before="0" w:after="60" w:lineRule="auto" w:line="240"/>
+        <w:ind w:firstLine="0" w:left="0"/>
+        <w:jc w:val="both"/>
+      </w:pPr>
+      <w:r>
+        <w:rPr>
+          <w:rFonts w:ascii="宋体" w:hAnsi="宋体" w:eastAsia="宋体" w:cs="宋体"/>
+          <w:b w:val="0"/>
+          <w:i w:val="0"/>
+          <w:sz w:val="24"/>
+        </w:rPr>
+        <w:t>3.3  设备归属部门负责组织本部门设备操作规程、清洁规程和维护规程的起草、修订、审核和培训，指定 A 类设备负责人，并完成交接。</w:t>
+      </w:r>
+    </w:p>
+    <w:p>
+      <w:pPr>
+        <w:spacing w:before="0" w:after="60" w:lineRule="auto" w:line="240"/>
+        <w:ind w:firstLine="0" w:left="0"/>
+        <w:jc w:val="both"/>
+      </w:pPr>
+      <w:r>
+        <w:rPr>
+          <w:rFonts w:ascii="宋体" w:hAnsi="宋体" w:eastAsia="宋体" w:cs="宋体"/>
+          <w:b w:val="0"/>
+          <w:i w:val="0"/>
+          <w:sz w:val="24"/>
+        </w:rPr>
+        <w:t>3.4  仪器所在部门负责使仪器的现场编号与设备台账一致。质量控制部仪器的分类、校准和检验使用管理由 SMP-QC-000-021 规定。</w:t>
       </w:r>
     </w:p>
     <w:p>
@@ -675,7 +723,7 @@
           <w:i w:val="0"/>
           <w:sz w:val="24"/>
         </w:rPr>
-        <w:t>4.1  《药品生产质量管理规范（2010年修订）》（卫生部令第79号）。</w:t>
+        <w:t>4.1  《药品生产质量管理规范（2010年修订）》（卫生部令第79号）第二十六条、第二十七条、第七十二条、第七十九条、第八十条、第八十一条、第八十二条、第八十三条、第八十六条、第八十七条和第八十八条。</w:t>
       </w:r>
     </w:p>
     <w:p>
@@ -691,7 +739,7 @@
           <w:i w:val="0"/>
           <w:sz w:val="24"/>
         </w:rPr>
-        <w:t>4.2  本规程引用下列已有公司文件。文件修订后，按修订后的受控文本执行。</w:t>
+        <w:t>4.2  本规程引用下列公司文件。文件修订后，按修订后的受控文本执行。</w:t>
       </w:r>
     </w:p>
     <w:p>
@@ -729,7 +777,7 @@
         </w:trPr>
         <w:tc>
           <w:tcPr>
-            <w:tcW w:type="dxa" w:w="2154"/>
+            <w:tcW w:type="dxa" w:w="2041"/>
             <w:tcBorders>
               <w:top w:val="single" w:sz="4" w:space="0" w:color="000000"/>
               <w:left w:val="single" w:sz="4" w:space="0" w:color="000000"/>
@@ -759,7 +807,7 @@
         </w:tc>
         <w:tc>
           <w:tcPr>
-            <w:tcW w:type="dxa" w:w="4082"/>
+            <w:tcW w:type="dxa" w:w="3742"/>
             <w:tcBorders>
               <w:top w:val="single" w:sz="4" w:space="0" w:color="000000"/>
               <w:left w:val="single" w:sz="4" w:space="0" w:color="000000"/>
@@ -789,7 +837,7 @@
         </w:tc>
         <w:tc>
           <w:tcPr>
-            <w:tcW w:type="dxa" w:w="2778"/>
+            <w:tcW w:type="dxa" w:w="3231"/>
             <w:tcBorders>
               <w:top w:val="single" w:sz="4" w:space="0" w:color="000000"/>
               <w:left w:val="single" w:sz="4" w:space="0" w:color="000000"/>
@@ -813,7 +861,7 @@
                 <w:i w:val="0"/>
                 <w:sz w:val="21"/>
               </w:rPr>
-              <w:t>用途</w:t>
+              <w:t>在本规程中的用途</w:t>
             </w:r>
           </w:p>
         </w:tc>
@@ -824,7 +872,7 @@
         </w:trPr>
         <w:tc>
           <w:tcPr>
-            <w:tcW w:type="dxa" w:w="2154"/>
+            <w:tcW w:type="dxa" w:w="2041"/>
             <w:tcBorders>
               <w:top w:val="single" w:sz="4" w:space="0" w:color="000000"/>
               <w:left w:val="single" w:sz="4" w:space="0" w:color="000000"/>
@@ -854,7 +902,7 @@
         </w:tc>
         <w:tc>
           <w:tcPr>
-            <w:tcW w:type="dxa" w:w="4082"/>
+            <w:tcW w:type="dxa" w:w="3742"/>
             <w:tcBorders>
               <w:top w:val="single" w:sz="4" w:space="0" w:color="000000"/>
               <w:left w:val="single" w:sz="4" w:space="0" w:color="000000"/>
@@ -884,7 +932,7 @@
         </w:tc>
         <w:tc>
           <w:tcPr>
-            <w:tcW w:type="dxa" w:w="2778"/>
+            <w:tcW w:type="dxa" w:w="3231"/>
             <w:tcBorders>
               <w:top w:val="single" w:sz="4" w:space="0" w:color="000000"/>
               <w:left w:val="single" w:sz="4" w:space="0" w:color="000000"/>
@@ -908,7 +956,7 @@
                 <w:i w:val="0"/>
                 <w:sz w:val="21"/>
               </w:rPr>
-              <w:t>确定系统影响性评估结论</w:t>
+              <w:t>系统影响性评估和组件关键性评估</w:t>
             </w:r>
           </w:p>
         </w:tc>
@@ -919,7 +967,7 @@
         </w:trPr>
         <w:tc>
           <w:tcPr>
-            <w:tcW w:type="dxa" w:w="2154"/>
+            <w:tcW w:type="dxa" w:w="2041"/>
             <w:tcBorders>
               <w:top w:val="single" w:sz="4" w:space="0" w:color="000000"/>
               <w:left w:val="single" w:sz="4" w:space="0" w:color="000000"/>
@@ -949,7 +997,7 @@
         </w:tc>
         <w:tc>
           <w:tcPr>
-            <w:tcW w:type="dxa" w:w="4082"/>
+            <w:tcW w:type="dxa" w:w="3742"/>
             <w:tcBorders>
               <w:top w:val="single" w:sz="4" w:space="0" w:color="000000"/>
               <w:left w:val="single" w:sz="4" w:space="0" w:color="000000"/>
@@ -979,7 +1027,7 @@
         </w:tc>
         <w:tc>
           <w:tcPr>
-            <w:tcW w:type="dxa" w:w="2778"/>
+            <w:tcW w:type="dxa" w:w="3231"/>
             <w:tcBorders>
               <w:top w:val="single" w:sz="4" w:space="0" w:color="000000"/>
               <w:left w:val="single" w:sz="4" w:space="0" w:color="000000"/>
@@ -1014,7 +1062,7 @@
         </w:trPr>
         <w:tc>
           <w:tcPr>
-            <w:tcW w:type="dxa" w:w="2154"/>
+            <w:tcW w:type="dxa" w:w="2041"/>
             <w:tcBorders>
               <w:top w:val="single" w:sz="4" w:space="0" w:color="000000"/>
               <w:left w:val="single" w:sz="4" w:space="0" w:color="000000"/>
@@ -1044,7 +1092,7 @@
         </w:tc>
         <w:tc>
           <w:tcPr>
-            <w:tcW w:type="dxa" w:w="4082"/>
+            <w:tcW w:type="dxa" w:w="3742"/>
             <w:tcBorders>
               <w:top w:val="single" w:sz="4" w:space="0" w:color="000000"/>
               <w:left w:val="single" w:sz="4" w:space="0" w:color="000000"/>
@@ -1074,7 +1122,7 @@
         </w:tc>
         <w:tc>
           <w:tcPr>
-            <w:tcW w:type="dxa" w:w="2778"/>
+            <w:tcW w:type="dxa" w:w="3231"/>
             <w:tcBorders>
               <w:top w:val="single" w:sz="4" w:space="0" w:color="000000"/>
               <w:left w:val="single" w:sz="4" w:space="0" w:color="000000"/>
@@ -1098,7 +1146,7 @@
                 <w:i w:val="0"/>
                 <w:sz w:val="21"/>
               </w:rPr>
-              <w:t>质量控制部仪器的分类</w:t>
+              <w:t>质量控制部仪器的分类、校准和检验使用管理</w:t>
             </w:r>
           </w:p>
         </w:tc>
@@ -1109,7 +1157,7 @@
         </w:trPr>
         <w:tc>
           <w:tcPr>
-            <w:tcW w:type="dxa" w:w="2154"/>
+            <w:tcW w:type="dxa" w:w="2041"/>
             <w:tcBorders>
               <w:top w:val="single" w:sz="4" w:space="0" w:color="000000"/>
               <w:left w:val="single" w:sz="4" w:space="0" w:color="000000"/>
@@ -1139,7 +1187,7 @@
         </w:tc>
         <w:tc>
           <w:tcPr>
-            <w:tcW w:type="dxa" w:w="4082"/>
+            <w:tcW w:type="dxa" w:w="3742"/>
             <w:tcBorders>
               <w:top w:val="single" w:sz="4" w:space="0" w:color="000000"/>
               <w:left w:val="single" w:sz="4" w:space="0" w:color="000000"/>
@@ -1169,7 +1217,7 @@
         </w:tc>
         <w:tc>
           <w:tcPr>
-            <w:tcW w:type="dxa" w:w="2778"/>
+            <w:tcW w:type="dxa" w:w="3231"/>
             <w:tcBorders>
               <w:top w:val="single" w:sz="4" w:space="0" w:color="000000"/>
               <w:left w:val="single" w:sz="4" w:space="0" w:color="000000"/>
@@ -1193,7 +1241,7 @@
                 <w:i w:val="0"/>
                 <w:sz w:val="21"/>
               </w:rPr>
-              <w:t>设备确认</w:t>
+              <w:t>设备确认和再确认</w:t>
             </w:r>
           </w:p>
         </w:tc>
@@ -1204,7 +1252,7 @@
         </w:trPr>
         <w:tc>
           <w:tcPr>
-            <w:tcW w:type="dxa" w:w="2154"/>
+            <w:tcW w:type="dxa" w:w="2041"/>
             <w:tcBorders>
               <w:top w:val="single" w:sz="4" w:space="0" w:color="000000"/>
               <w:left w:val="single" w:sz="4" w:space="0" w:color="000000"/>
@@ -1234,7 +1282,7 @@
         </w:tc>
         <w:tc>
           <w:tcPr>
-            <w:tcW w:type="dxa" w:w="4082"/>
+            <w:tcW w:type="dxa" w:w="3742"/>
             <w:tcBorders>
               <w:top w:val="single" w:sz="4" w:space="0" w:color="000000"/>
               <w:left w:val="single" w:sz="4" w:space="0" w:color="000000"/>
@@ -1264,7 +1312,7 @@
         </w:tc>
         <w:tc>
           <w:tcPr>
-            <w:tcW w:type="dxa" w:w="2778"/>
+            <w:tcW w:type="dxa" w:w="3231"/>
             <w:tcBorders>
               <w:top w:val="single" w:sz="4" w:space="0" w:color="000000"/>
               <w:left w:val="single" w:sz="4" w:space="0" w:color="000000"/>
@@ -1299,7 +1347,7 @@
         </w:trPr>
         <w:tc>
           <w:tcPr>
-            <w:tcW w:type="dxa" w:w="2154"/>
+            <w:tcW w:type="dxa" w:w="2041"/>
             <w:tcBorders>
               <w:top w:val="single" w:sz="4" w:space="0" w:color="000000"/>
               <w:left w:val="single" w:sz="4" w:space="0" w:color="000000"/>
@@ -1329,7 +1377,7 @@
         </w:tc>
         <w:tc>
           <w:tcPr>
-            <w:tcW w:type="dxa" w:w="4082"/>
+            <w:tcW w:type="dxa" w:w="3742"/>
             <w:tcBorders>
               <w:top w:val="single" w:sz="4" w:space="0" w:color="000000"/>
               <w:left w:val="single" w:sz="4" w:space="0" w:color="000000"/>
@@ -1359,7 +1407,7 @@
         </w:tc>
         <w:tc>
           <w:tcPr>
-            <w:tcW w:type="dxa" w:w="2778"/>
+            <w:tcW w:type="dxa" w:w="3231"/>
             <w:tcBorders>
               <w:top w:val="single" w:sz="4" w:space="0" w:color="000000"/>
               <w:left w:val="single" w:sz="4" w:space="0" w:color="000000"/>
@@ -1402,7 +1450,7 @@
           <w:i w:val="0"/>
           <w:sz w:val="24"/>
         </w:rPr>
-        <w:t>4.3  本规程中的“确认”对应 qualification，“预防性维护”对应 preventive maintenance。设备、仪器编号用于唯一识别，对应 unique identification。</w:t>
+        <w:t>4.3  本规程中的“确认”对应 qualification，“预防性维护”对应 preventive maintenance，设备、仪器编号用于唯一识别，对应 unique identification。中国生产现场的执行依据为第4.1款和表1。</w:t>
       </w:r>
     </w:p>
     <w:p>
@@ -1434,7 +1482,7 @@
           <w:i w:val="0"/>
           <w:sz w:val="24"/>
         </w:rPr>
-        <w:t>5.1  直接影响系统、非直接影响系统：按 SMP-QA-000-037 得出的系统影响性评估结论。</w:t>
+        <w:t>5.1  直接影响系统、非直接影响系统：按 SMP-QA-000-037 得出的系统影响性评估结论。该规程对上述术语另有定义时，以该规程为准。</w:t>
       </w:r>
     </w:p>
     <w:p>
@@ -1530,7 +1578,23 @@
           <w:i w:val="0"/>
           <w:sz w:val="24"/>
         </w:rPr>
-        <w:t>5.7  辅助设备：有两种用法，含义不同。作为设备大类时，代号为 F，按一级编号编制。作为某台已编号设备的辅助设备或附属装置且需要二级编号时，序号附在该设备编号之后。</w:t>
+        <w:t>5.7  辅助设备：作为设备大类时，代号为 F，按一级编号编制。作为某台已编号设备的辅助设备或附属装置且需要二级编号时，序号附在该设备编号之后。</w:t>
+      </w:r>
+    </w:p>
+    <w:p>
+      <w:pPr>
+        <w:spacing w:before="0" w:after="60" w:lineRule="auto" w:line="240"/>
+        <w:ind w:firstLine="0" w:left="0"/>
+        <w:jc w:val="both"/>
+      </w:pPr>
+      <w:r>
+        <w:rPr>
+          <w:rFonts w:ascii="宋体" w:hAnsi="宋体" w:eastAsia="宋体" w:cs="宋体"/>
+          <w:b w:val="0"/>
+          <w:i w:val="0"/>
+          <w:sz w:val="24"/>
+        </w:rPr>
+        <w:t>5.8  使用日志：用于药品生产或检验的设备和仪器的记录，内容包括使用、清洁、维护和维修情况以及日期、时间、所生产及检验的药品名称、规格和批号等。本规程中 A 类设备的使用记录属于使用日志。</w:t>
       </w:r>
     </w:p>
     <w:p>
@@ -1578,7 +1642,7 @@
           <w:i w:val="0"/>
           <w:sz w:val="24"/>
         </w:rPr>
-        <w:t>6.1.1  生产设备按 SMP-QA-000-037 进行系统影响性评估。评估结论为直接影响系统的，按 A 类管理；评估结论为非直接影响系统的，按 B 类管理。</w:t>
+        <w:t>6.1.1  生产设备投入使用前，归属部门按 SMP-QA-000-037 完成系统影响性评估。评估结论为直接影响系统的，按 A 类管理；评估结论为非直接影响系统的，按 B 类管理。组件关键性评估按 SMP-QA-000-037 执行，不在本规程中另行分级。</w:t>
       </w:r>
     </w:p>
     <w:p>
@@ -1594,7 +1658,7 @@
           <w:i w:val="0"/>
           <w:sz w:val="24"/>
         </w:rPr>
-        <w:t>6.1.2  两类设备见下表。表中“如”后为示例。</w:t>
+        <w:t>6.1.2  管理类别见下表。表中“如”后的设备为示例，具体设备的类别以其系统影响性评估结论为准。</w:t>
       </w:r>
     </w:p>
     <w:p>
@@ -1834,7 +1898,7 @@
           <w:i w:val="0"/>
           <w:sz w:val="24"/>
         </w:rPr>
-        <w:t>6.1.3  设备类别记入设备台账。类别确定后不得改变。确需改变设备类别时，按 SMP-QA-000-030《变更控制管理制度》执行。</w:t>
+        <w:t>6.1.3  设备类别记入设备台账。类别确定后不得改变。确需改变时，应当重新评估，并按 SMP-QA-000-030《变更控制管理制度》批准。变更批准前，设备继续按原类别管理。</w:t>
       </w:r>
     </w:p>
     <w:p>
@@ -1850,7 +1914,7 @@
           <w:i w:val="0"/>
           <w:sz w:val="24"/>
         </w:rPr>
-        <w:t>6.1.4  本规程不对质量控制部的仪器进行分类。质量控制部仪器的分类由 SMP-QC-000-021 另行管理。质量控制部仪器的编号按第6.3款执行。</w:t>
+        <w:t>6.1.4  本规程不对质量控制部的仪器进行分类。质量控制部仪器的分类由 SMP-QC-000-021 管理。该类仪器的编号按第6.3款执行。</w:t>
       </w:r>
     </w:p>
     <w:p>
@@ -1871,7 +1935,7 @@
     </w:p>
     <w:p>
       <w:pPr>
-        <w:spacing w:before="40" w:after="60" w:lineRule="auto" w:line="240"/>
+        <w:spacing w:before="0" w:after="60" w:lineRule="auto" w:line="240"/>
         <w:ind w:firstLine="0" w:left="0"/>
         <w:jc w:val="both"/>
       </w:pPr>
@@ -1882,7 +1946,7 @@
           <w:i w:val="0"/>
           <w:sz w:val="24"/>
         </w:rPr>
-        <w:t>6.2.1  A 类设备</w:t>
+        <w:t>6.2.1  从事设备操作和维护的人员应当经过与岗位要求相适应的培训，培训记录予以保存。培训合格后方可上岗。</w:t>
       </w:r>
     </w:p>
     <w:p>
@@ -1898,7 +1962,23 @@
           <w:i w:val="0"/>
           <w:sz w:val="24"/>
         </w:rPr>
-        <w:t>6.2.1.1  A 类设备由归属部门负责组织操作规程、清洁规程和维护规程的起草、修订和审核，并对相关人员进行培训。</w:t>
+        <w:t>6.2.2  设备应当建立使用、清洁、维护和维修的操作规程，并保存相应记录。A 类设备的规程形式执行第6.2.3款，B 类设备的规程形式执行第6.2.4款。</w:t>
+      </w:r>
+    </w:p>
+    <w:p>
+      <w:pPr>
+        <w:spacing w:before="80" w:after="60" w:lineRule="auto" w:line="240"/>
+        <w:ind w:firstLine="0" w:left="0"/>
+        <w:jc w:val="both"/>
+      </w:pPr>
+      <w:r>
+        <w:rPr>
+          <w:rFonts w:ascii="宋体" w:hAnsi="宋体" w:eastAsia="宋体" w:cs="宋体"/>
+          <w:b w:val="0"/>
+          <w:i w:val="0"/>
+          <w:sz w:val="24"/>
+        </w:rPr>
+        <w:t>6.2.3  A 类设备</w:t>
       </w:r>
     </w:p>
     <w:p>
@@ -1914,7 +1994,7 @@
           <w:i w:val="0"/>
           <w:sz w:val="24"/>
         </w:rPr>
-        <w:t>6.2.1.2  A 类设备的归属部门应当指定设备负责人。设备负责人离职或调岗时，应当与继任者完成交接。交接内容至少包括：设备使用记录、维护保养记录、操作规程、维护规程、清洁规程、备品备件、设备运行情况及注意事项。</w:t>
+        <w:t>6.2.3.1  A 类设备由归属部门负责组织操作规程、清洁规程和维护规程分别起草、修订和审核，并对相关人员进行培训。</w:t>
       </w:r>
     </w:p>
     <w:p>
@@ -1930,7 +2010,23 @@
           <w:i w:val="0"/>
           <w:sz w:val="24"/>
         </w:rPr>
-        <w:t>6.2.1.3  A 类设备应当建立相应的使用记录，如实记录设备运行情况。</w:t>
+        <w:t>6.2.3.2  归属部门应当指定 A 类设备负责人。设备负责人离职或调岗时，应当与继任者完成交接。交接内容至少包括：设备使用记录、维护保养记录、操作规程、维护规程、清洁规程、备品备件、设备运行情况及注意事项。交接应当形成记录并纳入设备档案。公司已有交接记录的，使用该记录，本规程不另建表单。</w:t>
+      </w:r>
+    </w:p>
+    <w:p>
+      <w:pPr>
+        <w:spacing w:before="0" w:after="60" w:lineRule="auto" w:line="240"/>
+        <w:ind w:firstLine="0" w:left="0"/>
+        <w:jc w:val="both"/>
+      </w:pPr>
+      <w:r>
+        <w:rPr>
+          <w:rFonts w:ascii="宋体" w:hAnsi="宋体" w:eastAsia="宋体" w:cs="宋体"/>
+          <w:b w:val="0"/>
+          <w:i w:val="0"/>
+          <w:sz w:val="24"/>
+        </w:rPr>
+        <w:t>6.2.3.3  A 类设备应当建立使用记录，如实记录设备运行情况。用于药品生产的设备，使用记录至少包括使用、清洁、维护和维修情况以及日期、时间、所生产药品的名称、规格和批号等。多个批次共用的公用系统，使用记录应当包括运行、清洁、维护、维修以及日期和时间，并使相应批记录能够追溯到该运行记录。</w:t>
       </w:r>
     </w:p>
     <w:p>
@@ -1946,7 +2042,7 @@
           <w:i w:val="0"/>
           <w:sz w:val="24"/>
         </w:rPr>
-        <w:t>6.2.2  B 类设备</w:t>
+        <w:t>6.2.4  B 类设备</w:t>
       </w:r>
     </w:p>
     <w:p>
@@ -1962,7 +2058,7 @@
           <w:i w:val="0"/>
           <w:sz w:val="24"/>
         </w:rPr>
-        <w:t>6.2.2.1  归属部门应当根据 B 类设备的结构复杂程度和设备说明书的要求，组织操作规程、清洁规程和维护规程的起草、修订和审核，并确保相关操作人员、维护人员经培训合格后方可上岗。</w:t>
+        <w:t>6.2.4.1  归属部门应当根据 B 类设备的结构复杂程度和设备说明书的要求，组织操作规程、清洁规程和维护规程的起草、修订和审核。相关操作人员、维护人员应当满足第6.2.1款的培训要求后方可上岗。</w:t>
       </w:r>
     </w:p>
     <w:p>
@@ -1978,7 +2074,23 @@
           <w:i w:val="0"/>
           <w:sz w:val="24"/>
         </w:rPr>
-        <w:t>6.2.2.2  结构简单、操作及维护要求明确的 B 类设备，可以将操作规程、清洁规程和维护规程合并为一份操作维护清洁规程。合并后仍应当确保使用、清洁和维护要求完整、清晰、可执行。</w:t>
+        <w:t>6.2.4.2  结构简单、操作及维护要求明确的 B 类设备，可以将操作规程、清洁规程和维护规程合并为一份操作维护清洁规程。合并后仍应当确保使用、清洁和维护要求完整、清晰、可执行，并保存使用、清洁、维护和维修的相应记录。</w:t>
+      </w:r>
+    </w:p>
+    <w:p>
+      <w:pPr>
+        <w:spacing w:before="0" w:after="60" w:lineRule="auto" w:line="240"/>
+        <w:ind w:firstLine="0" w:left="0"/>
+        <w:jc w:val="both"/>
+      </w:pPr>
+      <w:r>
+        <w:rPr>
+          <w:rFonts w:ascii="宋体" w:hAnsi="宋体" w:eastAsia="宋体" w:cs="宋体"/>
+          <w:b w:val="0"/>
+          <w:i w:val="0"/>
+          <w:sz w:val="24"/>
+        </w:rPr>
+        <w:t>6.2.4.3  不用于药品生产的 B 类设备，应当保存与其实际使用、清洁和维护相适应的记录。用于药品生产的 B 类设备，使用记录的内容执行第6.2.3.3款。</w:t>
       </w:r>
     </w:p>
     <w:p>
@@ -1994,7 +2106,7 @@
           <w:i w:val="0"/>
           <w:sz w:val="24"/>
         </w:rPr>
-        <w:t>6.2.3  设备确认按照 SMP-VP-000-004《设施、设备确认管理规程》执行。</w:t>
+        <w:t>6.2.5  设备确认按照 SMP-VP-000-004《设施、设备确认管理规程》执行。已完成确认的生产设备应当在确认的参数范围内使用。经改造或重大维修的设备，应当按该规程完成再确认，符合要求后方可用于生产。</w:t>
       </w:r>
     </w:p>
     <w:p>
@@ -2010,7 +2122,7 @@
           <w:i w:val="0"/>
           <w:sz w:val="24"/>
         </w:rPr>
-        <w:t>6.2.4  设备维修、预防性维护按照 SMP-EQ-100-004《设备设施故障报告与维修管理规程》和 SMP-EQ-100-003《设备预防性维护、维修管理规程》执行。</w:t>
+        <w:t>6.2.6  设备维修、预防性维护按照 SMP-EQ-100-004《设备设施故障报告与维修管理规程》和 SMP-EQ-100-003《设备预防性维护、维修管理规程》执行。维护和维修不得影响产品质量，并应当有记录。记录使用本规程规定的设备编号。</w:t>
       </w:r>
     </w:p>
     <w:p>
@@ -2042,7 +2154,7 @@
           <w:i w:val="0"/>
           <w:sz w:val="24"/>
         </w:rPr>
-        <w:t>6.3.1  设备、仪器的一级编号由三段依次连接，段间不插入空格或其他符号：设备大类代号、部门代号、三位流水号。</w:t>
+        <w:t>6.3.1  设备、仪器的一级编号由设备大类代号、部门代号和三位流水号依次连接组成，段间不插入空格或其他符号。纳入设备台账的每台设备、仪器只有一个现行编号，完整编号在公司内唯一。已经用于记录的编号不再授予另一台设备或仪器。</w:t>
       </w:r>
     </w:p>
     <w:p>
@@ -2074,7 +2186,7 @@
           <w:i w:val="0"/>
           <w:sz w:val="24"/>
         </w:rPr>
-        <w:t>6.3.3  大类代号 F 表示按一级编号单独编制的辅助设备。附属于某台已编号设备、并按第6.3.2款编制二级编号的辅助设备或附属装置，使用主设备编号加序号，不使用大类代号 F。</w:t>
+        <w:t>6.3.3  大类代号 F 用于按一级编号单独编制的辅助设备。按第6.3.2款编制二级编号的辅助设备或附属装置，使用主设备编号加序号。</w:t>
       </w:r>
     </w:p>
     <w:p>
@@ -2090,7 +2202,7 @@
           <w:i w:val="0"/>
           <w:sz w:val="24"/>
         </w:rPr>
-        <w:t>6.3.4  设备大类代号按表3使用。S1、S2 在编号中按表内写法书写。</w:t>
+        <w:t>6.3.4  设备大类代号按表3使用。编号中的 S1、S2 按表内字母和数字书写。</w:t>
       </w:r>
     </w:p>
     <w:p>
@@ -3325,7 +3437,7 @@
           <w:i w:val="0"/>
           <w:sz w:val="24"/>
         </w:rPr>
-        <w:t>6.3.7  301 车间和 302 车间的部门代号均为 B。同一设备大类下，这两个车间共用一个流水号序列，以保证完整编号唯一。</w:t>
+        <w:t>6.3.7  301 车间和 302 车间的部门代号均为 B。同一设备大类下，这两个车间共用一个流水号序列，以保证编号唯一。</w:t>
       </w:r>
     </w:p>
     <w:p>
@@ -3341,7 +3453,7 @@
           <w:i w:val="0"/>
           <w:sz w:val="24"/>
         </w:rPr>
-        <w:t>6.3.8  以 401 车间全自动胶囊填充机为例。该设备的大类为口服固体制剂车间生产设备，部门为 401 车间。假设流水号为 009，则编号为 S2C009。其中 S2 为设备大类，C 为部门代号，009 为流水号。</w:t>
+        <w:t>6.3.8  以 401 车间全自动胶囊填充机为例。该设备属于口服固体制剂车间生产设备，部门为 401 车间。假设流水号为 009，编号为 S2C009。其中 S2 为设备大类，C 为部门代号，009 为流水号。</w:t>
       </w:r>
     </w:p>
     <w:p>
@@ -3357,7 +3469,7 @@
           <w:i w:val="0"/>
           <w:sz w:val="24"/>
         </w:rPr>
-        <w:t>6.3.9  以 401 车间压片机的辅助设备吸尘器为例。假设压片机编号为 S2C080，该吸尘器是其第 1 台辅助设备并需要编制二级编号，则该吸尘器的编号为 S2C080-01。</w:t>
+        <w:t>6.3.9  以 401 车间压片机的辅助设备吸尘器为例。假设压片机编号为 S2C080，该吸尘器为其第 1 台辅助设备并需要编制二级编号，则编号为 S2C080-01。</w:t>
       </w:r>
     </w:p>
     <w:p>
@@ -4135,6 +4247,38 @@
     </w:tbl>
     <w:p>
       <w:pPr>
+        <w:spacing w:before="120" w:after="60" w:lineRule="auto" w:line="240"/>
+        <w:ind w:firstLine="0" w:left="0"/>
+        <w:jc w:val="both"/>
+      </w:pPr>
+      <w:r>
+        <w:rPr>
+          <w:rFonts w:ascii="宋体" w:hAnsi="宋体" w:eastAsia="宋体" w:cs="宋体"/>
+          <w:b w:val="0"/>
+          <w:i w:val="0"/>
+          <w:sz w:val="24"/>
+        </w:rPr>
+        <w:t>6.3.10  生产设备应当有明显的状态标识，并标明本规程规定的设备编号。有内容物时，应当标明内容物的名称、规格和批号；无内容物时，应当标明清洁状态。不合格的设备在移出生产区或质量控制区之前，应当有醒目的状态标识。</w:t>
+      </w:r>
+    </w:p>
+    <w:p>
+      <w:pPr>
+        <w:spacing w:before="0" w:after="60" w:lineRule="auto" w:line="240"/>
+        <w:ind w:firstLine="0" w:left="0"/>
+        <w:jc w:val="both"/>
+      </w:pPr>
+      <w:r>
+        <w:rPr>
+          <w:rFonts w:ascii="宋体" w:hAnsi="宋体" w:eastAsia="宋体" w:cs="宋体"/>
+          <w:b w:val="0"/>
+          <w:i w:val="0"/>
+          <w:sz w:val="24"/>
+        </w:rPr>
+        <w:t>6.3.11  仪器的现场标识使用本规程配发的编号。仪器的校准状态标识和使用记录执行其适用规程；质量控制部仪器执行 SMP-QC-000-021。</w:t>
+      </w:r>
+    </w:p>
+    <w:p>
+      <w:pPr>
         <w:spacing w:before="200" w:after="80" w:lineRule="auto" w:line="240"/>
         <w:ind w:firstLine="0" w:left="0"/>
         <w:jc w:val="left"/>
@@ -4162,7 +4306,71 @@
           <w:i w:val="0"/>
           <w:sz w:val="24"/>
         </w:rPr>
-        <w:t>无</w:t>
+        <w:t>7.1  设备类别以系统影响性评估结论为准。表2中的示例用于说明类别，不代替该设备的评估结论。</w:t>
+      </w:r>
+    </w:p>
+    <w:p>
+      <w:pPr>
+        <w:spacing w:before="0" w:after="60" w:lineRule="auto" w:line="240"/>
+        <w:ind w:firstLine="0" w:left="0"/>
+        <w:jc w:val="both"/>
+      </w:pPr>
+      <w:r>
+        <w:rPr>
+          <w:rFonts w:ascii="宋体" w:hAnsi="宋体" w:eastAsia="宋体" w:cs="宋体"/>
+          <w:b w:val="0"/>
+          <w:i w:val="0"/>
+          <w:sz w:val="24"/>
+        </w:rPr>
+        <w:t>7.2  大类代号 F 与二级编号是两种编法。需要二级编号的辅助设备或附属装置，编号写在主设备编号之后。</w:t>
+      </w:r>
+    </w:p>
+    <w:p>
+      <w:pPr>
+        <w:spacing w:before="0" w:after="60" w:lineRule="auto" w:line="240"/>
+        <w:ind w:firstLine="0" w:left="0"/>
+        <w:jc w:val="both"/>
+      </w:pPr>
+      <w:r>
+        <w:rPr>
+          <w:rFonts w:ascii="宋体" w:hAnsi="宋体" w:eastAsia="宋体" w:cs="宋体"/>
+          <w:b w:val="0"/>
+          <w:i w:val="0"/>
+          <w:sz w:val="24"/>
+        </w:rPr>
+        <w:t>7.3  301 车间与 302 车间使用同一部门代号 B，同一大类下的流水号连续编制，不各自从 001 起编。</w:t>
+      </w:r>
+    </w:p>
+    <w:p>
+      <w:pPr>
+        <w:spacing w:before="0" w:after="60" w:lineRule="auto" w:line="240"/>
+        <w:ind w:firstLine="0" w:left="0"/>
+        <w:jc w:val="both"/>
+      </w:pPr>
+      <w:r>
+        <w:rPr>
+          <w:rFonts w:ascii="宋体" w:hAnsi="宋体" w:eastAsia="宋体" w:cs="宋体"/>
+          <w:b w:val="0"/>
+          <w:i w:val="0"/>
+          <w:sz w:val="24"/>
+        </w:rPr>
+        <w:t>7.4  质量控制部仪器的分类执行 SMP-QC-000-021，编号的结构和唯一性执行本规程。</w:t>
+      </w:r>
+    </w:p>
+    <w:p>
+      <w:pPr>
+        <w:spacing w:before="0" w:after="60" w:lineRule="auto" w:line="240"/>
+        <w:ind w:firstLine="0" w:left="0"/>
+        <w:jc w:val="both"/>
+      </w:pPr>
+      <w:r>
+        <w:rPr>
+          <w:rFonts w:ascii="宋体" w:hAnsi="宋体" w:eastAsia="宋体" w:cs="宋体"/>
+          <w:b w:val="0"/>
+          <w:i w:val="0"/>
+          <w:sz w:val="24"/>
+        </w:rPr>
+        <w:t>7.5  现场编号与设备台账不一致时，使用部门通知设备工程部核对。核对完成前，不把该编号上的使用、维修或确认记录改记到另一台设备或仪器。历史记录保持原编号。</w:t>
       </w:r>
     </w:p>
     <w:p>
@@ -4194,7 +4402,23 @@
           <w:i w:val="0"/>
           <w:sz w:val="24"/>
         </w:rPr>
-        <w:t>无</w:t>
+        <w:t>8.1  设备分类和编号不另设环境、职业健康或安全限度。</w:t>
+      </w:r>
+    </w:p>
+    <w:p>
+      <w:pPr>
+        <w:spacing w:before="0" w:after="60" w:lineRule="auto" w:line="240"/>
+        <w:ind w:firstLine="0" w:left="0"/>
+        <w:jc w:val="both"/>
+      </w:pPr>
+      <w:r>
+        <w:rPr>
+          <w:rFonts w:ascii="宋体" w:hAnsi="宋体" w:eastAsia="宋体" w:cs="宋体"/>
+          <w:b w:val="0"/>
+          <w:i w:val="0"/>
+          <w:sz w:val="24"/>
+        </w:rPr>
+        <w:t>8.2  设备维修和预防性维护中的安全要求，执行 SMP-EQ-100-003 和 SMP-EQ-100-004。</w:t>
       </w:r>
     </w:p>
     <w:p>
@@ -4242,7 +4466,39 @@
           <w:i w:val="0"/>
           <w:sz w:val="24"/>
         </w:rPr>
-        <w:t>无</w:t>
+        <w:t>9.1.1  设备台账使用公司现有台账，本规程不另建表单。台账应当能够追溯现行编号、名称、部门或部门代号、安装地点和状态。生产设备还应当追溯管理类别。仪器登记编号，不按本规程填写 A 类或 B 类。</w:t>
+      </w:r>
+    </w:p>
+    <w:p>
+      <w:pPr>
+        <w:spacing w:before="0" w:after="60" w:lineRule="auto" w:line="240"/>
+        <w:ind w:firstLine="0" w:left="0"/>
+        <w:jc w:val="both"/>
+      </w:pPr>
+      <w:r>
+        <w:rPr>
+          <w:rFonts w:ascii="宋体" w:hAnsi="宋体" w:eastAsia="宋体" w:cs="宋体"/>
+          <w:b w:val="0"/>
+          <w:i w:val="0"/>
+          <w:sz w:val="24"/>
+        </w:rPr>
+        <w:t>9.1.2  A 类设备使用记录按第6.2.3.3款填写，使用公司现有使用记录，本规程不另建表单。</w:t>
+      </w:r>
+    </w:p>
+    <w:p>
+      <w:pPr>
+        <w:spacing w:before="0" w:after="60" w:lineRule="auto" w:line="240"/>
+        <w:ind w:firstLine="0" w:left="0"/>
+        <w:jc w:val="both"/>
+      </w:pPr>
+      <w:r>
+        <w:rPr>
+          <w:rFonts w:ascii="宋体" w:hAnsi="宋体" w:eastAsia="宋体" w:cs="宋体"/>
+          <w:b w:val="0"/>
+          <w:i w:val="0"/>
+          <w:sz w:val="24"/>
+        </w:rPr>
+        <w:t>9.1.3  A 类设备负责人交接记录按第6.2.3.2款纳入设备档案。</w:t>
       </w:r>
     </w:p>
     <w:p>
@@ -4274,7 +4530,23 @@
           <w:i w:val="0"/>
           <w:sz w:val="24"/>
         </w:rPr>
-        <w:t>无</w:t>
+        <w:t>9.2.1  设备台账为电子系统时，该系统即本规程的设备台账，应当保证现行编号唯一。本规程不另建电子模板。</w:t>
+      </w:r>
+    </w:p>
+    <w:p>
+      <w:pPr>
+        <w:spacing w:before="0" w:after="60" w:lineRule="auto" w:line="240"/>
+        <w:ind w:firstLine="0" w:left="0"/>
+        <w:jc w:val="both"/>
+      </w:pPr>
+      <w:r>
+        <w:rPr>
+          <w:rFonts w:ascii="宋体" w:hAnsi="宋体" w:eastAsia="宋体" w:cs="宋体"/>
+          <w:b w:val="0"/>
+          <w:i w:val="0"/>
+          <w:sz w:val="24"/>
+        </w:rPr>
+        <w:t>9.2.2  确认记录、维护维修记录按所引用的规程保存，并使用本规程规定的编号。变更前已经形成的记录保留当时的编号。</w:t>
       </w:r>
     </w:p>
     <w:sectPr>

--- a/生产设备与仪器分类、编号管理规程.docx
+++ b/生产设备与仪器分类、编号管理规程.docx
@@ -1994,7 +1994,7 @@
           <w:i w:val="0"/>
           <w:sz w:val="24"/>
         </w:rPr>
-        <w:t>6.2.3.1  A 类设备由归属部门负责组织操作规程、清洁规程和维护规程分别起草、修订和审核，并对相关人员进行培训。</w:t>
+        <w:t>6.2.3.1  归属部门应当组织 A 类设备操作规程、清洁规程和维护规程的起草、修订和审核，建立使用记录并如实记录设备运行情况，同时对相关人员进行培训。用于药品生产的设备，使用记录至少包括使用、清洁、维护和维修情况以及日期、时间、所生产药品的名称、规格和批号等。多个批次共用的公用系统，使用记录应当包括运行、清洁、维护、维修以及日期和时间，并使相应批记录能够追溯到该运行记录。</w:t>
       </w:r>
     </w:p>
     <w:p>
@@ -2010,23 +2010,7 @@
           <w:i w:val="0"/>
           <w:sz w:val="24"/>
         </w:rPr>
-        <w:t>6.2.3.2  归属部门应当指定 A 类设备负责人。设备负责人离职或调岗时，应当与继任者完成交接。交接内容至少包括：设备使用记录、维护保养记录、操作规程、维护规程、清洁规程、备品备件、设备运行情况及注意事项。交接应当形成记录并纳入设备档案。公司已有交接记录的，使用该记录，本规程不另建表单。</w:t>
-      </w:r>
-    </w:p>
-    <w:p>
-      <w:pPr>
-        <w:spacing w:before="0" w:after="60" w:lineRule="auto" w:line="240"/>
-        <w:ind w:firstLine="0" w:left="0"/>
-        <w:jc w:val="both"/>
-      </w:pPr>
-      <w:r>
-        <w:rPr>
-          <w:rFonts w:ascii="宋体" w:hAnsi="宋体" w:eastAsia="宋体" w:cs="宋体"/>
-          <w:b w:val="0"/>
-          <w:i w:val="0"/>
-          <w:sz w:val="24"/>
-        </w:rPr>
-        <w:t>6.2.3.3  A 类设备应当建立使用记录，如实记录设备运行情况。用于药品生产的设备，使用记录至少包括使用、清洁、维护和维修情况以及日期、时间、所生产药品的名称、规格和批号等。多个批次共用的公用系统，使用记录应当包括运行、清洁、维护、维修以及日期和时间，并使相应批记录能够追溯到该运行记录。</w:t>
+        <w:t>6.2.3.2  归属部门应当指定设备负责人。设备负责人离职或调岗时，应当与继任者交接第6.2.3.1款形成的规程和使用记录，以及维护保养记录、备品备件、设备当前运行情况和注意事项。交接应当形成记录并纳入设备档案。公司已有交接记录的，使用该记录，本规程不另建表单。</w:t>
       </w:r>
     </w:p>
     <w:p>
@@ -2090,7 +2074,7 @@
           <w:i w:val="0"/>
           <w:sz w:val="24"/>
         </w:rPr>
-        <w:t>6.2.4.3  不用于药品生产的 B 类设备，应当保存与其实际使用、清洁和维护相适应的记录。用于药品生产的 B 类设备，使用记录的内容执行第6.2.3.3款。</w:t>
+        <w:t>6.2.4.3  不用于药品生产的 B 类设备，应当保存与其实际使用、清洁和维护相适应的记录。用于药品生产的 B 类设备，使用记录的内容执行第6.2.3.1款。</w:t>
       </w:r>
     </w:p>
     <w:p>
@@ -4482,7 +4466,7 @@
           <w:i w:val="0"/>
           <w:sz w:val="24"/>
         </w:rPr>
-        <w:t>9.1.2  A 类设备使用记录按第6.2.3.3款填写，使用公司现有使用记录，本规程不另建表单。</w:t>
+        <w:t>9.1.2  A 类设备使用记录按第6.2.3.1款填写，使用公司现有使用记录，本规程不另建表单。</w:t>
       </w:r>
     </w:p>
     <w:p>
